--- a/TS-Kramam/TS-5.3/TS 5.3 Malayalam Krama Paatam Corrections.docx
+++ b/TS-Kramam/TS-5.3/TS 5.3 Malayalam Krama Paatam Corrections.docx
@@ -2149,6 +2149,514 @@
                 <w:sz w:val="28"/>
                 <w:szCs w:val="32"/>
               </w:rPr>
+              <w:t>4.7</w:t>
+            </w:r>
+            <w:r>
+              <w:rPr>
+                <w:rFonts w:cs="Arial"/>
+                <w:b/>
+                <w:sz w:val="28"/>
+                <w:szCs w:val="32"/>
+              </w:rPr>
+              <w:t xml:space="preserve"> – Kramam</w:t>
+            </w:r>
+          </w:p>
+          <w:p>
+            <w:pPr>
+              <w:widowControl w:val="0"/>
+              <w:tabs>
+                <w:tab w:val="left" w:pos="993"/>
+              </w:tabs>
+              <w:autoSpaceDE w:val="0"/>
+              <w:autoSpaceDN w:val="0"/>
+              <w:adjustRightInd w:val="0"/>
+              <w:spacing w:before="0" w:line="240" w:lineRule="auto"/>
+              <w:ind w:right="297"/>
+              <w:rPr>
+                <w:rFonts w:cs="Arial"/>
+                <w:b/>
+                <w:sz w:val="28"/>
+                <w:szCs w:val="36"/>
+                <w:lang w:val="en-IN"/>
+              </w:rPr>
+            </w:pPr>
+            <w:r>
+              <w:rPr>
+                <w:rFonts w:cs="Arial"/>
+                <w:b/>
+                <w:sz w:val="28"/>
+                <w:szCs w:val="36"/>
+                <w:lang w:val="en-IN"/>
+              </w:rPr>
+              <w:t>Krama Vaakyam No.– 2</w:t>
+            </w:r>
+            <w:r>
+              <w:rPr>
+                <w:rFonts w:cs="Arial"/>
+                <w:b/>
+                <w:sz w:val="28"/>
+                <w:szCs w:val="36"/>
+                <w:lang w:val="en-IN"/>
+              </w:rPr>
+              <w:t>1</w:t>
+            </w:r>
+          </w:p>
+          <w:p>
+            <w:pPr>
+              <w:widowControl w:val="0"/>
+              <w:tabs>
+                <w:tab w:val="left" w:pos="993"/>
+              </w:tabs>
+              <w:autoSpaceDE w:val="0"/>
+              <w:autoSpaceDN w:val="0"/>
+              <w:adjustRightInd w:val="0"/>
+              <w:spacing w:before="0" w:line="240" w:lineRule="auto"/>
+              <w:ind w:right="297"/>
+              <w:rPr>
+                <w:rFonts w:cs="Arial"/>
+                <w:b/>
+                <w:sz w:val="28"/>
+                <w:szCs w:val="32"/>
+              </w:rPr>
+            </w:pPr>
+            <w:r>
+              <w:rPr>
+                <w:rFonts w:cs="Arial"/>
+                <w:b/>
+                <w:sz w:val="28"/>
+                <w:szCs w:val="32"/>
+                <w:lang w:val="it-IT"/>
+              </w:rPr>
+              <w:t>Panchaati No</w:t>
+            </w:r>
+            <w:r>
+              <w:rPr>
+                <w:rFonts w:cs="Arial"/>
+                <w:b/>
+                <w:szCs w:val="32"/>
+                <w:lang w:val="it-IT"/>
+              </w:rPr>
+              <w:t xml:space="preserve">. - </w:t>
+            </w:r>
+            <w:r>
+              <w:rPr>
+                <w:rFonts w:cs="Arial"/>
+                <w:b/>
+                <w:sz w:val="28"/>
+                <w:szCs w:val="32"/>
+                <w:lang w:val="it-IT"/>
+              </w:rPr>
+              <w:t>22</w:t>
+            </w:r>
+          </w:p>
+        </w:tc>
+        <w:tc>
+          <w:tcPr>
+            <w:tcW w:w="5528" w:type="dxa"/>
+          </w:tcPr>
+          <w:p>
+            <w:pPr>
+              <w:widowControl w:val="0"/>
+              <w:autoSpaceDE w:val="0"/>
+              <w:autoSpaceDN w:val="0"/>
+              <w:adjustRightInd w:val="0"/>
+              <w:spacing w:before="0" w:line="240" w:lineRule="auto"/>
+              <w:rPr>
+                <w:rFonts w:ascii="BRH Malayalam Extra" w:eastAsia="Times New Roman" w:hAnsi="BRH Malayalam Extra" w:cs="BRH Malayalam Extra"/>
+                <w:color w:val="000000"/>
+                <w:sz w:val="40"/>
+                <w:szCs w:val="40"/>
+                <w:lang w:eastAsia="en-IN" w:bidi="ml-IN"/>
+              </w:rPr>
+            </w:pPr>
+            <w:r>
+              <w:rPr>
+                <w:rFonts w:ascii="BRH Malayalam Extra" w:eastAsia="Times New Roman" w:hAnsi="BRH Malayalam Extra" w:cs="BRH Malayalam Extra"/>
+                <w:color w:val="000000"/>
+                <w:sz w:val="40"/>
+                <w:szCs w:val="40"/>
+                <w:lang w:val="en-IN" w:eastAsia="en-IN" w:bidi="ml-IN"/>
+              </w:rPr>
+              <w:t>py</w:t>
+            </w:r>
+            <w:r>
+              <w:rPr>
+                <w:rFonts w:ascii="BRH Malayalam Extra" w:eastAsia="Times New Roman" w:hAnsi="BRH Malayalam Extra" w:cs="BRH Malayalam Extra"/>
+                <w:color w:val="000000"/>
+                <w:sz w:val="32"/>
+                <w:szCs w:val="40"/>
+                <w:lang w:val="en-IN" w:eastAsia="en-IN" w:bidi="ml-IN"/>
+              </w:rPr>
+              <w:t>–</w:t>
+            </w:r>
+            <w:r>
+              <w:rPr>
+                <w:rFonts w:ascii="BRH Malayalam Extra" w:eastAsia="Times New Roman" w:hAnsi="BRH Malayalam Extra" w:cs="BRH Malayalam Extra"/>
+                <w:color w:val="000000"/>
+                <w:sz w:val="40"/>
+                <w:szCs w:val="40"/>
+                <w:lang w:val="en-IN" w:eastAsia="en-IN" w:bidi="ml-IN"/>
+              </w:rPr>
+              <w:t>c</w:t>
+            </w:r>
+            <w:r>
+              <w:rPr>
+                <w:rFonts w:ascii="BRH Malayalam Extra" w:eastAsia="Times New Roman" w:hAnsi="BRH Malayalam Extra" w:cs="BRH Malayalam Extra"/>
+                <w:color w:val="000000"/>
+                <w:sz w:val="40"/>
+                <w:szCs w:val="40"/>
+                <w:highlight w:val="yellow"/>
+                <w:lang w:val="en-IN" w:eastAsia="en-IN" w:bidi="ml-IN"/>
+              </w:rPr>
+              <w:t>y</w:t>
+            </w:r>
+            <w:r>
+              <w:rPr>
+                <w:rFonts w:ascii="BRH Malayalam Extra" w:eastAsia="Times New Roman" w:hAnsi="BRH Malayalam Extra" w:cs="BRH Malayalam Extra"/>
+                <w:color w:val="000000"/>
+                <w:sz w:val="32"/>
+                <w:szCs w:val="40"/>
+                <w:lang w:val="en-IN" w:eastAsia="en-IN" w:bidi="ml-IN"/>
+              </w:rPr>
+              <w:t>–</w:t>
+            </w:r>
+            <w:r>
+              <w:rPr>
+                <w:rFonts w:ascii="BRH Malayalam Extra" w:eastAsia="Times New Roman" w:hAnsi="BRH Malayalam Extra" w:cs="BRH Malayalam Extra"/>
+                <w:color w:val="000000"/>
+                <w:sz w:val="40"/>
+                <w:szCs w:val="40"/>
+                <w:lang w:val="en-IN" w:eastAsia="en-IN" w:bidi="ml-IN"/>
+              </w:rPr>
+              <w:t>j¥Z</w:t>
+            </w:r>
+            <w:r>
+              <w:rPr>
+                <w:rFonts w:ascii="BRH Malayalam Extra" w:eastAsia="Times New Roman" w:hAnsi="BRH Malayalam Extra" w:cs="BRH Malayalam Extra"/>
+                <w:color w:val="000000"/>
+                <w:sz w:val="32"/>
+                <w:szCs w:val="40"/>
+                <w:lang w:val="en-IN" w:eastAsia="en-IN" w:bidi="ml-IN"/>
+              </w:rPr>
+              <w:t>–</w:t>
+            </w:r>
+            <w:r>
+              <w:rPr>
+                <w:rFonts w:ascii="BRH Malayalam Extra" w:eastAsia="Times New Roman" w:hAnsi="BRH Malayalam Extra" w:cs="BRH Malayalam Extra"/>
+                <w:color w:val="000000"/>
+                <w:sz w:val="40"/>
+                <w:szCs w:val="40"/>
+                <w:lang w:val="en-IN" w:eastAsia="en-IN" w:bidi="ml-IN"/>
+              </w:rPr>
+              <w:t xml:space="preserve"> jJ | py</w:t>
+            </w:r>
+            <w:r>
+              <w:rPr>
+                <w:rFonts w:ascii="BRH Malayalam Extra" w:eastAsia="Times New Roman" w:hAnsi="BRH Malayalam Extra" w:cs="BRH Malayalam Extra"/>
+                <w:color w:val="000000"/>
+                <w:sz w:val="32"/>
+                <w:szCs w:val="40"/>
+                <w:lang w:val="en-IN" w:eastAsia="en-IN" w:bidi="ml-IN"/>
+              </w:rPr>
+              <w:t>–</w:t>
+            </w:r>
+            <w:r>
+              <w:rPr>
+                <w:rFonts w:ascii="BRH Malayalam Extra" w:eastAsia="Times New Roman" w:hAnsi="BRH Malayalam Extra" w:cs="BRH Malayalam Extra"/>
+                <w:color w:val="000000"/>
+                <w:sz w:val="40"/>
+                <w:szCs w:val="40"/>
+                <w:lang w:val="en-IN" w:eastAsia="en-IN" w:bidi="ml-IN"/>
+              </w:rPr>
+              <w:t>cz</w:t>
+            </w:r>
+            <w:r>
+              <w:rPr>
+                <w:rFonts w:ascii="BRH Malayalam Extra" w:eastAsia="Times New Roman" w:hAnsi="BRH Malayalam Extra" w:cs="BRH Malayalam Extra"/>
+                <w:color w:val="000000"/>
+                <w:sz w:val="32"/>
+                <w:szCs w:val="40"/>
+                <w:lang w:val="en-IN" w:eastAsia="en-IN" w:bidi="ml-IN"/>
+              </w:rPr>
+              <w:t>–</w:t>
+            </w:r>
+            <w:r>
+              <w:rPr>
+                <w:rFonts w:ascii="BRH Malayalam Extra" w:eastAsia="Times New Roman" w:hAnsi="BRH Malayalam Extra" w:cs="BRH Malayalam Extra"/>
+                <w:color w:val="000000"/>
+                <w:sz w:val="40"/>
+                <w:szCs w:val="40"/>
+                <w:lang w:val="en-IN" w:eastAsia="en-IN" w:bidi="ml-IN"/>
+              </w:rPr>
+              <w:t>jZ</w:t>
+            </w:r>
+            <w:r>
+              <w:rPr>
+                <w:rFonts w:ascii="BRH Malayalam Extra" w:eastAsia="Times New Roman" w:hAnsi="BRH Malayalam Extra" w:cs="BRH Malayalam Extra"/>
+                <w:color w:val="000000"/>
+                <w:sz w:val="32"/>
+                <w:szCs w:val="40"/>
+                <w:lang w:val="en-IN" w:eastAsia="en-IN" w:bidi="ml-IN"/>
+              </w:rPr>
+              <w:t>–</w:t>
+            </w:r>
+            <w:r>
+              <w:rPr>
+                <w:rFonts w:ascii="BRH Malayalam Extra" w:eastAsia="Times New Roman" w:hAnsi="BRH Malayalam Extra" w:cs="BRH Malayalam Extra"/>
+                <w:color w:val="000000"/>
+                <w:sz w:val="40"/>
+                <w:szCs w:val="40"/>
+                <w:lang w:val="en-IN" w:eastAsia="en-IN" w:bidi="ml-IN"/>
+              </w:rPr>
+              <w:t xml:space="preserve"> CZy— py - cz</w:t>
+            </w:r>
+            <w:r>
+              <w:rPr>
+                <w:rFonts w:ascii="BRH Malayalam Extra" w:eastAsia="Times New Roman" w:hAnsi="BRH Malayalam Extra" w:cs="BRH Malayalam Extra"/>
+                <w:color w:val="000000"/>
+                <w:sz w:val="32"/>
+                <w:szCs w:val="40"/>
+                <w:lang w:val="en-IN" w:eastAsia="en-IN" w:bidi="ml-IN"/>
+              </w:rPr>
+              <w:t>–</w:t>
+            </w:r>
+            <w:r>
+              <w:rPr>
+                <w:rFonts w:ascii="BRH Malayalam Extra" w:eastAsia="Times New Roman" w:hAnsi="BRH Malayalam Extra" w:cs="BRH Malayalam Extra"/>
+                <w:color w:val="000000"/>
+                <w:sz w:val="40"/>
+                <w:szCs w:val="40"/>
+                <w:lang w:val="en-IN" w:eastAsia="en-IN" w:bidi="ml-IN"/>
+              </w:rPr>
+              <w:t>j¥Z˜ |</w:t>
+            </w:r>
+          </w:p>
+        </w:tc>
+        <w:tc>
+          <w:tcPr>
+            <w:tcW w:w="5103" w:type="dxa"/>
+          </w:tcPr>
+          <w:p>
+            <w:pPr>
+              <w:widowControl w:val="0"/>
+              <w:autoSpaceDE w:val="0"/>
+              <w:autoSpaceDN w:val="0"/>
+              <w:adjustRightInd w:val="0"/>
+              <w:spacing w:before="0" w:line="240" w:lineRule="auto"/>
+              <w:rPr>
+                <w:rFonts w:ascii="BRH Malayalam Extra" w:eastAsia="Times New Roman" w:hAnsi="BRH Malayalam Extra" w:cs="BRH Malayalam Extra"/>
+                <w:color w:val="000000"/>
+                <w:sz w:val="40"/>
+                <w:szCs w:val="40"/>
+                <w:lang w:eastAsia="en-IN" w:bidi="ml-IN"/>
+              </w:rPr>
+            </w:pPr>
+            <w:r>
+              <w:rPr>
+                <w:rFonts w:ascii="BRH Malayalam Extra" w:eastAsia="Times New Roman" w:hAnsi="BRH Malayalam Extra" w:cs="BRH Malayalam Extra"/>
+                <w:color w:val="000000"/>
+                <w:sz w:val="40"/>
+                <w:szCs w:val="40"/>
+                <w:lang w:val="en-IN" w:eastAsia="en-IN" w:bidi="ml-IN"/>
+              </w:rPr>
+              <w:t>py</w:t>
+            </w:r>
+            <w:r>
+              <w:rPr>
+                <w:rFonts w:ascii="BRH Malayalam Extra" w:eastAsia="Times New Roman" w:hAnsi="BRH Malayalam Extra" w:cs="BRH Malayalam Extra"/>
+                <w:color w:val="000000"/>
+                <w:sz w:val="32"/>
+                <w:szCs w:val="40"/>
+                <w:lang w:val="en-IN" w:eastAsia="en-IN" w:bidi="ml-IN"/>
+              </w:rPr>
+              <w:t>–</w:t>
+            </w:r>
+            <w:r>
+              <w:rPr>
+                <w:rFonts w:ascii="BRH Malayalam Extra" w:eastAsia="Times New Roman" w:hAnsi="BRH Malayalam Extra" w:cs="BRH Malayalam Extra"/>
+                <w:color w:val="000000"/>
+                <w:sz w:val="40"/>
+                <w:szCs w:val="40"/>
+                <w:lang w:val="en-IN" w:eastAsia="en-IN" w:bidi="ml-IN"/>
+              </w:rPr>
+              <w:t>c</w:t>
+            </w:r>
+            <w:r>
+              <w:rPr>
+                <w:rFonts w:ascii="BRH Malayalam Extra" w:eastAsia="Times New Roman" w:hAnsi="BRH Malayalam Extra" w:cs="BRH Malayalam Extra"/>
+                <w:color w:val="000000"/>
+                <w:sz w:val="40"/>
+                <w:szCs w:val="40"/>
+                <w:highlight w:val="green"/>
+                <w:lang w:val="en-IN" w:eastAsia="en-IN" w:bidi="ml-IN"/>
+              </w:rPr>
+              <w:t>z</w:t>
+            </w:r>
+            <w:r>
+              <w:rPr>
+                <w:rFonts w:ascii="BRH Malayalam Extra" w:eastAsia="Times New Roman" w:hAnsi="BRH Malayalam Extra" w:cs="BRH Malayalam Extra"/>
+                <w:color w:val="000000"/>
+                <w:sz w:val="32"/>
+                <w:szCs w:val="40"/>
+                <w:lang w:val="en-IN" w:eastAsia="en-IN" w:bidi="ml-IN"/>
+              </w:rPr>
+              <w:t>–</w:t>
+            </w:r>
+            <w:r>
+              <w:rPr>
+                <w:rFonts w:ascii="BRH Malayalam Extra" w:eastAsia="Times New Roman" w:hAnsi="BRH Malayalam Extra" w:cs="BRH Malayalam Extra"/>
+                <w:color w:val="000000"/>
+                <w:sz w:val="40"/>
+                <w:szCs w:val="40"/>
+                <w:lang w:val="en-IN" w:eastAsia="en-IN" w:bidi="ml-IN"/>
+              </w:rPr>
+              <w:t>j¥Z</w:t>
+            </w:r>
+            <w:r>
+              <w:rPr>
+                <w:rFonts w:ascii="BRH Malayalam Extra" w:eastAsia="Times New Roman" w:hAnsi="BRH Malayalam Extra" w:cs="BRH Malayalam Extra"/>
+                <w:color w:val="000000"/>
+                <w:sz w:val="32"/>
+                <w:szCs w:val="40"/>
+                <w:lang w:val="en-IN" w:eastAsia="en-IN" w:bidi="ml-IN"/>
+              </w:rPr>
+              <w:t>–</w:t>
+            </w:r>
+            <w:r>
+              <w:rPr>
+                <w:rFonts w:ascii="BRH Malayalam Extra" w:eastAsia="Times New Roman" w:hAnsi="BRH Malayalam Extra" w:cs="BRH Malayalam Extra"/>
+                <w:color w:val="000000"/>
+                <w:sz w:val="40"/>
+                <w:szCs w:val="40"/>
+                <w:lang w:val="en-IN" w:eastAsia="en-IN" w:bidi="ml-IN"/>
+              </w:rPr>
+              <w:t xml:space="preserve"> jJ | py</w:t>
+            </w:r>
+            <w:r>
+              <w:rPr>
+                <w:rFonts w:ascii="BRH Malayalam Extra" w:eastAsia="Times New Roman" w:hAnsi="BRH Malayalam Extra" w:cs="BRH Malayalam Extra"/>
+                <w:color w:val="000000"/>
+                <w:sz w:val="32"/>
+                <w:szCs w:val="40"/>
+                <w:lang w:val="en-IN" w:eastAsia="en-IN" w:bidi="ml-IN"/>
+              </w:rPr>
+              <w:t>–</w:t>
+            </w:r>
+            <w:r>
+              <w:rPr>
+                <w:rFonts w:ascii="BRH Malayalam Extra" w:eastAsia="Times New Roman" w:hAnsi="BRH Malayalam Extra" w:cs="BRH Malayalam Extra"/>
+                <w:color w:val="000000"/>
+                <w:sz w:val="40"/>
+                <w:szCs w:val="40"/>
+                <w:lang w:val="en-IN" w:eastAsia="en-IN" w:bidi="ml-IN"/>
+              </w:rPr>
+              <w:t>cz</w:t>
+            </w:r>
+            <w:r>
+              <w:rPr>
+                <w:rFonts w:ascii="BRH Malayalam Extra" w:eastAsia="Times New Roman" w:hAnsi="BRH Malayalam Extra" w:cs="BRH Malayalam Extra"/>
+                <w:color w:val="000000"/>
+                <w:sz w:val="32"/>
+                <w:szCs w:val="40"/>
+                <w:lang w:val="en-IN" w:eastAsia="en-IN" w:bidi="ml-IN"/>
+              </w:rPr>
+              <w:t>–</w:t>
+            </w:r>
+            <w:r>
+              <w:rPr>
+                <w:rFonts w:ascii="BRH Malayalam Extra" w:eastAsia="Times New Roman" w:hAnsi="BRH Malayalam Extra" w:cs="BRH Malayalam Extra"/>
+                <w:color w:val="000000"/>
+                <w:sz w:val="40"/>
+                <w:szCs w:val="40"/>
+                <w:lang w:val="en-IN" w:eastAsia="en-IN" w:bidi="ml-IN"/>
+              </w:rPr>
+              <w:t>jZ</w:t>
+            </w:r>
+            <w:r>
+              <w:rPr>
+                <w:rFonts w:ascii="BRH Malayalam Extra" w:eastAsia="Times New Roman" w:hAnsi="BRH Malayalam Extra" w:cs="BRH Malayalam Extra"/>
+                <w:color w:val="000000"/>
+                <w:sz w:val="32"/>
+                <w:szCs w:val="40"/>
+                <w:lang w:val="en-IN" w:eastAsia="en-IN" w:bidi="ml-IN"/>
+              </w:rPr>
+              <w:t>–</w:t>
+            </w:r>
+            <w:r>
+              <w:rPr>
+                <w:rFonts w:ascii="BRH Malayalam Extra" w:eastAsia="Times New Roman" w:hAnsi="BRH Malayalam Extra" w:cs="BRH Malayalam Extra"/>
+                <w:color w:val="000000"/>
+                <w:sz w:val="40"/>
+                <w:szCs w:val="40"/>
+                <w:lang w:val="en-IN" w:eastAsia="en-IN" w:bidi="ml-IN"/>
+              </w:rPr>
+              <w:t xml:space="preserve"> CZy— py - cz</w:t>
+            </w:r>
+            <w:r>
+              <w:rPr>
+                <w:rFonts w:ascii="BRH Malayalam Extra" w:eastAsia="Times New Roman" w:hAnsi="BRH Malayalam Extra" w:cs="BRH Malayalam Extra"/>
+                <w:color w:val="000000"/>
+                <w:sz w:val="32"/>
+                <w:szCs w:val="40"/>
+                <w:lang w:val="en-IN" w:eastAsia="en-IN" w:bidi="ml-IN"/>
+              </w:rPr>
+              <w:t>–</w:t>
+            </w:r>
+            <w:r>
+              <w:rPr>
+                <w:rFonts w:ascii="BRH Malayalam Extra" w:eastAsia="Times New Roman" w:hAnsi="BRH Malayalam Extra" w:cs="BRH Malayalam Extra"/>
+                <w:color w:val="000000"/>
+                <w:sz w:val="40"/>
+                <w:szCs w:val="40"/>
+                <w:lang w:val="en-IN" w:eastAsia="en-IN" w:bidi="ml-IN"/>
+              </w:rPr>
+              <w:t>j¥Z˜ |</w:t>
+            </w:r>
+          </w:p>
+        </w:tc>
+      </w:tr>
+      <w:tr>
+        <w:trPr>
+          <w:trHeight w:val="1408"/>
+        </w:trPr>
+        <w:tc>
+          <w:tcPr>
+            <w:tcW w:w="3764" w:type="dxa"/>
+          </w:tcPr>
+          <w:p>
+            <w:pPr>
+              <w:widowControl w:val="0"/>
+              <w:tabs>
+                <w:tab w:val="left" w:pos="993"/>
+              </w:tabs>
+              <w:autoSpaceDE w:val="0"/>
+              <w:autoSpaceDN w:val="0"/>
+              <w:adjustRightInd w:val="0"/>
+              <w:spacing w:before="0" w:line="240" w:lineRule="auto"/>
+              <w:ind w:right="297"/>
+              <w:rPr>
+                <w:rFonts w:cs="Arial"/>
+                <w:b/>
+                <w:sz w:val="28"/>
+                <w:szCs w:val="32"/>
+              </w:rPr>
+            </w:pPr>
+            <w:r>
+              <w:rPr>
+                <w:rFonts w:cs="Arial"/>
+                <w:b/>
+                <w:sz w:val="28"/>
+                <w:szCs w:val="32"/>
+              </w:rPr>
+              <w:t>T.S.5.3.</w:t>
+            </w:r>
+            <w:r>
+              <w:rPr>
+                <w:rFonts w:cs="Arial"/>
+                <w:b/>
+                <w:sz w:val="28"/>
+                <w:szCs w:val="32"/>
+              </w:rPr>
               <w:t>5.4</w:t>
             </w:r>
             <w:r>
@@ -2567,7 +3075,7 @@
           <w:sz w:val="32"/>
           <w:szCs w:val="32"/>
           <w:u w:val="single"/>
-          <w:lang w:val="it-IT"/>
+          <w:lang w:val="en-IN"/>
         </w:rPr>
       </w:pPr>
       <w:r>
@@ -2577,7 +3085,7 @@
           <w:sz w:val="32"/>
           <w:szCs w:val="32"/>
           <w:u w:val="single"/>
-          <w:lang w:val="it-IT"/>
+          <w:lang w:val="en-IN"/>
         </w:rPr>
         <w:t>============</w:t>
       </w:r>
@@ -3514,6 +4022,7 @@
                 <w:sz w:val="32"/>
                 <w:szCs w:val="32"/>
               </w:rPr>
+              <w:lastRenderedPageBreak/>
               <w:t>Reference</w:t>
             </w:r>
           </w:p>
@@ -3536,6 +4045,7 @@
                 <w:sz w:val="32"/>
                 <w:szCs w:val="32"/>
               </w:rPr>
+              <w:lastRenderedPageBreak/>
               <w:t>As Printed</w:t>
             </w:r>
           </w:p>
@@ -3868,18 +4378,7 @@
                 <w:szCs w:val="40"/>
                 <w:lang w:val="en-IN" w:eastAsia="en-IN" w:bidi="ml-IN"/>
               </w:rPr>
-              <w:t xml:space="preserve"> </w:t>
-            </w:r>
-            <w:r>
-              <w:rPr>
-                <w:rFonts w:ascii="BRH Malayalam Extra" w:eastAsia="Times New Roman" w:hAnsi="BRH Malayalam Extra" w:cs="BRH Malayalam Extra"/>
-                <w:color w:val="000000"/>
-                <w:sz w:val="40"/>
-                <w:szCs w:val="40"/>
-                <w:lang w:val="en-IN" w:eastAsia="en-IN" w:bidi="ml-IN"/>
-              </w:rPr>
-              <w:lastRenderedPageBreak/>
-              <w:t>CZy</w:t>
+              <w:t xml:space="preserve"> CZy</w:t>
             </w:r>
             <w:r>
               <w:rPr>
@@ -3969,7 +4468,6 @@
                 <w:szCs w:val="40"/>
                 <w:lang w:val="en-IN" w:eastAsia="en-IN" w:bidi="ml-IN"/>
               </w:rPr>
-              <w:lastRenderedPageBreak/>
               <w:t>pyc£—¤¤Zõ</w:t>
             </w:r>
             <w:r>
@@ -4031,18 +4529,7 @@
                 <w:szCs w:val="40"/>
                 <w:lang w:val="en-IN" w:eastAsia="en-IN" w:bidi="ml-IN"/>
               </w:rPr>
-              <w:t xml:space="preserve"> </w:t>
-            </w:r>
-            <w:r>
-              <w:rPr>
-                <w:rFonts w:ascii="BRH Malayalam Extra" w:eastAsia="Times New Roman" w:hAnsi="BRH Malayalam Extra" w:cs="BRH Malayalam Extra"/>
-                <w:color w:val="000000"/>
-                <w:sz w:val="40"/>
-                <w:szCs w:val="40"/>
-                <w:lang w:val="en-IN" w:eastAsia="en-IN" w:bidi="ml-IN"/>
-              </w:rPr>
-              <w:lastRenderedPageBreak/>
-              <w:t>CZy</w:t>
+              <w:t xml:space="preserve"> CZy</w:t>
             </w:r>
             <w:r>
               <w:rPr>
@@ -4142,7 +4629,6 @@
                 <w:sz w:val="28"/>
                 <w:szCs w:val="32"/>
               </w:rPr>
-              <w:lastRenderedPageBreak/>
               <w:t>T.S.</w:t>
             </w:r>
             <w:r>
@@ -6140,6 +6626,7 @@
                 <w:sz w:val="28"/>
                 <w:szCs w:val="32"/>
               </w:rPr>
+              <w:lastRenderedPageBreak/>
               <w:t>T.S.5.3.8.2 – Kramam</w:t>
             </w:r>
           </w:p>
@@ -6339,7 +6826,6 @@
                 <w:szCs w:val="40"/>
                 <w:lang w:val="en-IN" w:eastAsia="en-IN" w:bidi="ml-IN"/>
               </w:rPr>
-              <w:lastRenderedPageBreak/>
               <w:t>CZõ¡Z§-s£</w:t>
             </w:r>
             <w:r>
@@ -6405,7 +6891,6 @@
                 <w:szCs w:val="40"/>
                 <w:lang w:val="en-IN" w:eastAsia="en-IN" w:bidi="ml-IN"/>
               </w:rPr>
-              <w:lastRenderedPageBreak/>
               <w:t>Da§</w:t>
             </w:r>
             <w:r>
@@ -6529,7 +7014,6 @@
                 <w:szCs w:val="40"/>
                 <w:lang w:val="en-IN" w:eastAsia="en-IN" w:bidi="ml-IN"/>
               </w:rPr>
-              <w:lastRenderedPageBreak/>
               <w:t>CZõ¡Z§-s£</w:t>
             </w:r>
             <w:r>
@@ -6604,7 +7088,6 @@
                 <w:sz w:val="28"/>
                 <w:szCs w:val="32"/>
               </w:rPr>
-              <w:lastRenderedPageBreak/>
               <w:t>T.S.5.3.9.1 – Kramam</w:t>
             </w:r>
           </w:p>
@@ -7651,7 +8134,16 @@
           <w:bCs/>
           <w:sz w:val="32"/>
         </w:rPr>
-        <w:t>replaced with</w:t>
+        <w:t xml:space="preserve">replaced </w:t>
+      </w:r>
+      <w:proofErr w:type="gramStart"/>
+      <w:r>
+        <w:rPr>
+          <w:b/>
+          <w:bCs/>
+          <w:sz w:val="32"/>
+        </w:rPr>
+        <w:t>with</w:t>
       </w:r>
       <w:r>
         <w:rPr>
@@ -7673,6 +8165,7 @@
         </w:rPr>
         <w:t>"</w:t>
       </w:r>
+      <w:proofErr w:type="gramEnd"/>
       <w:r>
         <w:rPr>
           <w:rFonts w:ascii="BRH Malayalam" w:hAnsi="BRH Malayalam" w:cs="BRH Malayalam"/>
@@ -7684,6 +8177,7 @@
         </w:rPr>
         <w:t>q§T</w:t>
       </w:r>
+      <w:proofErr w:type="gramStart"/>
       <w:r>
         <w:rPr>
           <w:rFonts w:ascii="BRH Malayalam" w:hAnsi="BRH Malayalam" w:cs="BRH Malayalam"/>
@@ -7700,7 +8194,16 @@
           <w:bCs/>
           <w:sz w:val="32"/>
         </w:rPr>
-        <w:t>wherever applicable</w:t>
+        <w:t>wherever</w:t>
+      </w:r>
+      <w:proofErr w:type="gramEnd"/>
+      <w:r>
+        <w:rPr>
+          <w:b/>
+          <w:bCs/>
+          <w:sz w:val="32"/>
+        </w:rPr>
+        <w:t xml:space="preserve"> applicable</w:t>
       </w:r>
     </w:p>
     <w:p>
@@ -8077,6 +8580,7 @@
           <w:b/>
           <w:sz w:val="32"/>
         </w:rPr>
+        <w:lastRenderedPageBreak/>
         <w:t>===================</w:t>
       </w:r>
     </w:p>

--- a/TS-Kramam/TS-5.3/TS 5.3 Malayalam Krama Paatam Corrections.docx
+++ b/TS-Kramam/TS-5.3/TS 5.3 Malayalam Krama Paatam Corrections.docx
@@ -3061,6 +3061,731 @@
                 <w:lang w:val="it-IT" w:eastAsia="en-IN" w:bidi="ml-IN"/>
               </w:rPr>
               <w:t xml:space="preserve"> Zxdy— |</w:t>
+            </w:r>
+          </w:p>
+        </w:tc>
+      </w:tr>
+      <w:tr>
+        <w:trPr>
+          <w:trHeight w:val="1124"/>
+        </w:trPr>
+        <w:tc>
+          <w:tcPr>
+            <w:tcW w:w="3764" w:type="dxa"/>
+          </w:tcPr>
+          <w:p>
+            <w:pPr>
+              <w:widowControl w:val="0"/>
+              <w:tabs>
+                <w:tab w:val="left" w:pos="993"/>
+              </w:tabs>
+              <w:autoSpaceDE w:val="0"/>
+              <w:autoSpaceDN w:val="0"/>
+              <w:adjustRightInd w:val="0"/>
+              <w:spacing w:before="0" w:line="240" w:lineRule="auto"/>
+              <w:ind w:right="297"/>
+              <w:rPr>
+                <w:rFonts w:cs="Arial"/>
+                <w:b/>
+                <w:sz w:val="28"/>
+                <w:szCs w:val="32"/>
+              </w:rPr>
+            </w:pPr>
+            <w:r>
+              <w:rPr>
+                <w:rFonts w:cs="Arial"/>
+                <w:b/>
+                <w:sz w:val="28"/>
+                <w:szCs w:val="32"/>
+              </w:rPr>
+              <w:t>T.S.5.3.</w:t>
+            </w:r>
+            <w:r>
+              <w:rPr>
+                <w:rFonts w:cs="Arial"/>
+                <w:b/>
+                <w:sz w:val="28"/>
+                <w:szCs w:val="32"/>
+              </w:rPr>
+              <w:t>7.1</w:t>
+            </w:r>
+            <w:r>
+              <w:rPr>
+                <w:rFonts w:cs="Arial"/>
+                <w:b/>
+                <w:sz w:val="28"/>
+                <w:szCs w:val="32"/>
+              </w:rPr>
+              <w:t xml:space="preserve"> – Kramam</w:t>
+            </w:r>
+          </w:p>
+          <w:p>
+            <w:pPr>
+              <w:widowControl w:val="0"/>
+              <w:tabs>
+                <w:tab w:val="left" w:pos="993"/>
+              </w:tabs>
+              <w:autoSpaceDE w:val="0"/>
+              <w:autoSpaceDN w:val="0"/>
+              <w:adjustRightInd w:val="0"/>
+              <w:spacing w:before="0" w:line="240" w:lineRule="auto"/>
+              <w:ind w:right="297"/>
+              <w:rPr>
+                <w:rFonts w:cs="Arial"/>
+                <w:b/>
+                <w:sz w:val="28"/>
+                <w:szCs w:val="36"/>
+                <w:lang w:val="en-IN"/>
+              </w:rPr>
+            </w:pPr>
+            <w:r>
+              <w:rPr>
+                <w:rFonts w:cs="Arial"/>
+                <w:b/>
+                <w:sz w:val="28"/>
+                <w:szCs w:val="36"/>
+                <w:lang w:val="en-IN"/>
+              </w:rPr>
+              <w:t>Krama Vaakyam No.– 33</w:t>
+            </w:r>
+          </w:p>
+          <w:p>
+            <w:pPr>
+              <w:widowControl w:val="0"/>
+              <w:tabs>
+                <w:tab w:val="left" w:pos="993"/>
+              </w:tabs>
+              <w:autoSpaceDE w:val="0"/>
+              <w:autoSpaceDN w:val="0"/>
+              <w:adjustRightInd w:val="0"/>
+              <w:spacing w:before="0" w:line="240" w:lineRule="auto"/>
+              <w:ind w:right="297"/>
+              <w:rPr>
+                <w:rFonts w:cs="Arial"/>
+                <w:b/>
+                <w:sz w:val="28"/>
+                <w:szCs w:val="32"/>
+                <w:lang w:val="it-IT"/>
+              </w:rPr>
+            </w:pPr>
+            <w:r>
+              <w:rPr>
+                <w:rFonts w:cs="Arial"/>
+                <w:b/>
+                <w:sz w:val="28"/>
+                <w:szCs w:val="32"/>
+                <w:lang w:val="it-IT"/>
+              </w:rPr>
+              <w:t>Panchaati No</w:t>
+            </w:r>
+            <w:r>
+              <w:rPr>
+                <w:rFonts w:cs="Arial"/>
+                <w:b/>
+                <w:szCs w:val="32"/>
+                <w:lang w:val="it-IT"/>
+              </w:rPr>
+              <w:t xml:space="preserve">. - </w:t>
+            </w:r>
+            <w:r>
+              <w:rPr>
+                <w:rFonts w:cs="Arial"/>
+                <w:b/>
+                <w:sz w:val="28"/>
+                <w:szCs w:val="32"/>
+                <w:lang w:val="it-IT"/>
+              </w:rPr>
+              <w:t>31</w:t>
+            </w:r>
+          </w:p>
+        </w:tc>
+        <w:tc>
+          <w:tcPr>
+            <w:tcW w:w="5528" w:type="dxa"/>
+          </w:tcPr>
+          <w:p>
+            <w:pPr>
+              <w:widowControl w:val="0"/>
+              <w:autoSpaceDE w:val="0"/>
+              <w:autoSpaceDN w:val="0"/>
+              <w:adjustRightInd w:val="0"/>
+              <w:spacing w:before="0" w:line="240" w:lineRule="auto"/>
+              <w:rPr>
+                <w:rFonts w:ascii="BRH Malayalam Extra" w:eastAsia="Times New Roman" w:hAnsi="BRH Malayalam Extra" w:cs="BRH Malayalam Extra"/>
+                <w:color w:val="000000"/>
+                <w:sz w:val="40"/>
+                <w:szCs w:val="40"/>
+                <w:lang w:val="it-IT" w:eastAsia="en-IN" w:bidi="ml-IN"/>
+              </w:rPr>
+            </w:pPr>
+            <w:r>
+              <w:rPr>
+                <w:rFonts w:ascii="BRH Malayalam Extra" w:eastAsia="Times New Roman" w:hAnsi="BRH Malayalam Extra" w:cs="BRH Malayalam Extra"/>
+                <w:color w:val="000000"/>
+                <w:sz w:val="40"/>
+                <w:szCs w:val="40"/>
+                <w:lang w:val="it-IT" w:eastAsia="en-IN" w:bidi="ml-IN"/>
+              </w:rPr>
+              <w:t>j</w:t>
+            </w:r>
+            <w:r>
+              <w:rPr>
+                <w:rFonts w:ascii="BRH Malayalam Extra" w:eastAsia="Times New Roman" w:hAnsi="BRH Malayalam Extra" w:cs="BRH Malayalam Extra"/>
+                <w:color w:val="000000"/>
+                <w:sz w:val="40"/>
+                <w:szCs w:val="40"/>
+                <w:highlight w:val="yellow"/>
+                <w:lang w:val="it-IT" w:eastAsia="en-IN" w:bidi="ml-IN"/>
+              </w:rPr>
+              <w:t>¥</w:t>
+            </w:r>
+            <w:r>
+              <w:rPr>
+                <w:rFonts w:ascii="BRH Malayalam Extra" w:eastAsia="Times New Roman" w:hAnsi="BRH Malayalam Extra" w:cs="BRH Malayalam Extra"/>
+                <w:color w:val="000000"/>
+                <w:sz w:val="40"/>
+                <w:szCs w:val="40"/>
+                <w:lang w:val="it-IT" w:eastAsia="en-IN" w:bidi="ml-IN"/>
+              </w:rPr>
+              <w:t>sõ</w:t>
+            </w:r>
+            <w:r>
+              <w:rPr>
+                <w:rFonts w:ascii="BRH Malayalam Extra" w:eastAsia="Times New Roman" w:hAnsi="BRH Malayalam Extra" w:cs="BRH Malayalam Extra"/>
+                <w:color w:val="000000"/>
+                <w:sz w:val="32"/>
+                <w:szCs w:val="40"/>
+                <w:lang w:val="it-IT" w:eastAsia="en-IN" w:bidi="ml-IN"/>
+              </w:rPr>
+              <w:t>–</w:t>
+            </w:r>
+            <w:r>
+              <w:rPr>
+                <w:rFonts w:ascii="BRH Malayalam Extra" w:eastAsia="Times New Roman" w:hAnsi="BRH Malayalam Extra" w:cs="BRH Malayalam Extra"/>
+                <w:color w:val="000000"/>
+                <w:sz w:val="40"/>
+                <w:szCs w:val="40"/>
+                <w:lang w:val="it-IT" w:eastAsia="en-IN" w:bidi="ml-IN"/>
+              </w:rPr>
+              <w:t xml:space="preserve">ZxJ | </w:t>
+            </w:r>
+          </w:p>
+          <w:p>
+            <w:pPr>
+              <w:widowControl w:val="0"/>
+              <w:autoSpaceDE w:val="0"/>
+              <w:autoSpaceDN w:val="0"/>
+              <w:adjustRightInd w:val="0"/>
+              <w:spacing w:before="0" w:line="240" w:lineRule="auto"/>
+              <w:rPr>
+                <w:rFonts w:ascii="BRH Devanagari Extra" w:hAnsi="BRH Devanagari Extra" w:cs="BRH Devanagari Extra"/>
+                <w:color w:val="000000"/>
+                <w:sz w:val="40"/>
+                <w:szCs w:val="40"/>
+                <w:lang w:val="it-IT" w:bidi="ml-IN"/>
+              </w:rPr>
+            </w:pPr>
+            <w:r>
+              <w:rPr>
+                <w:rFonts w:ascii="BRH Malayalam Extra" w:eastAsia="Times New Roman" w:hAnsi="BRH Malayalam Extra" w:cs="BRH Malayalam Extra"/>
+                <w:color w:val="000000"/>
+                <w:sz w:val="40"/>
+                <w:szCs w:val="40"/>
+                <w:lang w:val="it-IT" w:eastAsia="en-IN" w:bidi="ml-IN"/>
+              </w:rPr>
+              <w:t>G</w:t>
+            </w:r>
+            <w:r>
+              <w:rPr>
+                <w:rFonts w:ascii="BRH Malayalam Extra" w:eastAsia="Times New Roman" w:hAnsi="BRH Malayalam Extra" w:cs="BRH Malayalam Extra"/>
+                <w:color w:val="000000"/>
+                <w:sz w:val="32"/>
+                <w:szCs w:val="40"/>
+                <w:lang w:val="it-IT" w:eastAsia="en-IN" w:bidi="ml-IN"/>
+              </w:rPr>
+              <w:t>–</w:t>
+            </w:r>
+            <w:r>
+              <w:rPr>
+                <w:rFonts w:ascii="BRH Malayalam Extra" w:eastAsia="Times New Roman" w:hAnsi="BRH Malayalam Extra" w:cs="BRH Malayalam Extra"/>
+                <w:color w:val="000000"/>
+                <w:sz w:val="40"/>
+                <w:szCs w:val="40"/>
+                <w:lang w:val="it-IT" w:eastAsia="en-IN" w:bidi="ml-IN"/>
+              </w:rPr>
+              <w:t>Zx D—ecz</w:t>
+            </w:r>
+            <w:r>
+              <w:rPr>
+                <w:rFonts w:ascii="BRH Malayalam Extra" w:eastAsia="Times New Roman" w:hAnsi="BRH Malayalam Extra" w:cs="BRH Malayalam Extra"/>
+                <w:color w:val="000000"/>
+                <w:sz w:val="32"/>
+                <w:szCs w:val="40"/>
+                <w:lang w:val="it-IT" w:eastAsia="en-IN" w:bidi="ml-IN"/>
+              </w:rPr>
+              <w:t>–</w:t>
+            </w:r>
+            <w:r>
+              <w:rPr>
+                <w:rFonts w:ascii="BRH Malayalam Extra" w:eastAsia="Times New Roman" w:hAnsi="BRH Malayalam Extra" w:cs="BRH Malayalam Extra"/>
+                <w:color w:val="000000"/>
+                <w:sz w:val="40"/>
+                <w:szCs w:val="40"/>
+                <w:lang w:val="it-IT" w:eastAsia="en-IN" w:bidi="ml-IN"/>
+              </w:rPr>
+              <w:t>j¥Ç˜ |</w:t>
+            </w:r>
+          </w:p>
+        </w:tc>
+        <w:tc>
+          <w:tcPr>
+            <w:tcW w:w="5103" w:type="dxa"/>
+          </w:tcPr>
+          <w:p>
+            <w:pPr>
+              <w:widowControl w:val="0"/>
+              <w:autoSpaceDE w:val="0"/>
+              <w:autoSpaceDN w:val="0"/>
+              <w:adjustRightInd w:val="0"/>
+              <w:spacing w:before="0" w:line="240" w:lineRule="auto"/>
+              <w:rPr>
+                <w:rFonts w:ascii="BRH Malayalam Extra" w:eastAsia="Times New Roman" w:hAnsi="BRH Malayalam Extra" w:cs="BRH Malayalam Extra"/>
+                <w:color w:val="000000"/>
+                <w:sz w:val="40"/>
+                <w:szCs w:val="40"/>
+                <w:lang w:val="it-IT" w:eastAsia="en-IN" w:bidi="ml-IN"/>
+              </w:rPr>
+            </w:pPr>
+            <w:r>
+              <w:rPr>
+                <w:rFonts w:ascii="BRH Malayalam Extra" w:eastAsia="Times New Roman" w:hAnsi="BRH Malayalam Extra" w:cs="BRH Malayalam Extra"/>
+                <w:color w:val="000000"/>
+                <w:sz w:val="40"/>
+                <w:szCs w:val="40"/>
+                <w:lang w:val="it-IT" w:eastAsia="en-IN" w:bidi="ml-IN"/>
+              </w:rPr>
+              <w:t>j</w:t>
+            </w:r>
+            <w:r>
+              <w:rPr>
+                <w:rFonts w:ascii="BRH Malayalam Extra" w:hAnsi="BRH Malayalam Extra" w:cs="BRH Malayalam Extra"/>
+                <w:sz w:val="40"/>
+                <w:szCs w:val="40"/>
+                <w:highlight w:val="green"/>
+                <w:lang w:val="it-IT"/>
+              </w:rPr>
+              <w:t>¤¤</w:t>
+            </w:r>
+            <w:r>
+              <w:rPr>
+                <w:rFonts w:ascii="BRH Malayalam Extra" w:eastAsia="Times New Roman" w:hAnsi="BRH Malayalam Extra" w:cs="BRH Malayalam Extra"/>
+                <w:color w:val="000000"/>
+                <w:sz w:val="40"/>
+                <w:szCs w:val="40"/>
+                <w:lang w:val="it-IT" w:eastAsia="en-IN" w:bidi="ml-IN"/>
+              </w:rPr>
+              <w:t>sõ</w:t>
+            </w:r>
+            <w:r>
+              <w:rPr>
+                <w:rFonts w:ascii="BRH Malayalam Extra" w:eastAsia="Times New Roman" w:hAnsi="BRH Malayalam Extra" w:cs="BRH Malayalam Extra"/>
+                <w:color w:val="000000"/>
+                <w:sz w:val="32"/>
+                <w:szCs w:val="40"/>
+                <w:lang w:val="it-IT" w:eastAsia="en-IN" w:bidi="ml-IN"/>
+              </w:rPr>
+              <w:t>–</w:t>
+            </w:r>
+            <w:r>
+              <w:rPr>
+                <w:rFonts w:ascii="BRH Malayalam Extra" w:eastAsia="Times New Roman" w:hAnsi="BRH Malayalam Extra" w:cs="BRH Malayalam Extra"/>
+                <w:color w:val="000000"/>
+                <w:sz w:val="40"/>
+                <w:szCs w:val="40"/>
+                <w:lang w:val="it-IT" w:eastAsia="en-IN" w:bidi="ml-IN"/>
+              </w:rPr>
+              <w:t xml:space="preserve">ZxJ | </w:t>
+            </w:r>
+          </w:p>
+          <w:p>
+            <w:pPr>
+              <w:widowControl w:val="0"/>
+              <w:autoSpaceDE w:val="0"/>
+              <w:autoSpaceDN w:val="0"/>
+              <w:adjustRightInd w:val="0"/>
+              <w:spacing w:before="0" w:line="240" w:lineRule="auto"/>
+              <w:rPr>
+                <w:rFonts w:ascii="BRH Devanagari Extra" w:hAnsi="BRH Devanagari Extra" w:cs="BRH Devanagari Extra"/>
+                <w:color w:val="000000"/>
+                <w:sz w:val="40"/>
+                <w:szCs w:val="40"/>
+                <w:lang w:val="it-IT" w:bidi="ml-IN"/>
+              </w:rPr>
+            </w:pPr>
+            <w:r>
+              <w:rPr>
+                <w:rFonts w:ascii="BRH Malayalam Extra" w:eastAsia="Times New Roman" w:hAnsi="BRH Malayalam Extra" w:cs="BRH Malayalam Extra"/>
+                <w:color w:val="000000"/>
+                <w:sz w:val="40"/>
+                <w:szCs w:val="40"/>
+                <w:lang w:val="it-IT" w:eastAsia="en-IN" w:bidi="ml-IN"/>
+              </w:rPr>
+              <w:t>G</w:t>
+            </w:r>
+            <w:r>
+              <w:rPr>
+                <w:rFonts w:ascii="BRH Malayalam Extra" w:eastAsia="Times New Roman" w:hAnsi="BRH Malayalam Extra" w:cs="BRH Malayalam Extra"/>
+                <w:color w:val="000000"/>
+                <w:sz w:val="32"/>
+                <w:szCs w:val="40"/>
+                <w:lang w:val="it-IT" w:eastAsia="en-IN" w:bidi="ml-IN"/>
+              </w:rPr>
+              <w:t>–</w:t>
+            </w:r>
+            <w:r>
+              <w:rPr>
+                <w:rFonts w:ascii="BRH Malayalam Extra" w:eastAsia="Times New Roman" w:hAnsi="BRH Malayalam Extra" w:cs="BRH Malayalam Extra"/>
+                <w:color w:val="000000"/>
+                <w:sz w:val="40"/>
+                <w:szCs w:val="40"/>
+                <w:lang w:val="it-IT" w:eastAsia="en-IN" w:bidi="ml-IN"/>
+              </w:rPr>
+              <w:t>Zx D—ecz</w:t>
+            </w:r>
+            <w:r>
+              <w:rPr>
+                <w:rFonts w:ascii="BRH Malayalam Extra" w:eastAsia="Times New Roman" w:hAnsi="BRH Malayalam Extra" w:cs="BRH Malayalam Extra"/>
+                <w:color w:val="000000"/>
+                <w:sz w:val="32"/>
+                <w:szCs w:val="40"/>
+                <w:lang w:val="it-IT" w:eastAsia="en-IN" w:bidi="ml-IN"/>
+              </w:rPr>
+              <w:t>–</w:t>
+            </w:r>
+            <w:r>
+              <w:rPr>
+                <w:rFonts w:ascii="BRH Malayalam Extra" w:eastAsia="Times New Roman" w:hAnsi="BRH Malayalam Extra" w:cs="BRH Malayalam Extra"/>
+                <w:color w:val="000000"/>
+                <w:sz w:val="40"/>
+                <w:szCs w:val="40"/>
+                <w:lang w:val="it-IT" w:eastAsia="en-IN" w:bidi="ml-IN"/>
+              </w:rPr>
+              <w:t>j¥Ç˜ |</w:t>
+            </w:r>
+          </w:p>
+        </w:tc>
+      </w:tr>
+      <w:tr>
+        <w:trPr>
+          <w:trHeight w:val="1124"/>
+        </w:trPr>
+        <w:tc>
+          <w:tcPr>
+            <w:tcW w:w="3764" w:type="dxa"/>
+          </w:tcPr>
+          <w:p>
+            <w:pPr>
+              <w:widowControl w:val="0"/>
+              <w:tabs>
+                <w:tab w:val="left" w:pos="993"/>
+              </w:tabs>
+              <w:autoSpaceDE w:val="0"/>
+              <w:autoSpaceDN w:val="0"/>
+              <w:adjustRightInd w:val="0"/>
+              <w:spacing w:before="0" w:line="240" w:lineRule="auto"/>
+              <w:ind w:right="297"/>
+              <w:rPr>
+                <w:rFonts w:cs="Arial"/>
+                <w:b/>
+                <w:color w:val="EE0000"/>
+                <w:sz w:val="28"/>
+                <w:szCs w:val="32"/>
+              </w:rPr>
+            </w:pPr>
+            <w:r>
+              <w:rPr>
+                <w:rFonts w:cs="Arial"/>
+                <w:b/>
+                <w:color w:val="EE0000"/>
+                <w:sz w:val="28"/>
+                <w:szCs w:val="32"/>
+              </w:rPr>
+              <w:t>T.S.5.3.</w:t>
+            </w:r>
+            <w:r>
+              <w:rPr>
+                <w:rFonts w:cs="Arial"/>
+                <w:b/>
+                <w:color w:val="EE0000"/>
+                <w:sz w:val="28"/>
+                <w:szCs w:val="32"/>
+              </w:rPr>
+              <w:t>9.2</w:t>
+            </w:r>
+            <w:r>
+              <w:rPr>
+                <w:rFonts w:cs="Arial"/>
+                <w:b/>
+                <w:color w:val="EE0000"/>
+                <w:sz w:val="28"/>
+                <w:szCs w:val="32"/>
+              </w:rPr>
+              <w:t xml:space="preserve"> – Kramam</w:t>
+            </w:r>
+          </w:p>
+          <w:p>
+            <w:pPr>
+              <w:widowControl w:val="0"/>
+              <w:tabs>
+                <w:tab w:val="left" w:pos="993"/>
+              </w:tabs>
+              <w:autoSpaceDE w:val="0"/>
+              <w:autoSpaceDN w:val="0"/>
+              <w:adjustRightInd w:val="0"/>
+              <w:spacing w:before="0" w:line="240" w:lineRule="auto"/>
+              <w:ind w:right="297"/>
+              <w:rPr>
+                <w:rFonts w:cs="Arial"/>
+                <w:b/>
+                <w:color w:val="EE0000"/>
+                <w:sz w:val="28"/>
+                <w:szCs w:val="36"/>
+                <w:lang w:val="it-IT"/>
+              </w:rPr>
+            </w:pPr>
+            <w:r>
+              <w:rPr>
+                <w:rFonts w:cs="Arial"/>
+                <w:b/>
+                <w:color w:val="EE0000"/>
+                <w:sz w:val="28"/>
+                <w:szCs w:val="36"/>
+                <w:lang w:val="it-IT"/>
+              </w:rPr>
+              <w:t>Krama Vaakyam No.– 42</w:t>
+            </w:r>
+          </w:p>
+          <w:p>
+            <w:pPr>
+              <w:widowControl w:val="0"/>
+              <w:tabs>
+                <w:tab w:val="left" w:pos="993"/>
+              </w:tabs>
+              <w:autoSpaceDE w:val="0"/>
+              <w:autoSpaceDN w:val="0"/>
+              <w:adjustRightInd w:val="0"/>
+              <w:spacing w:before="0" w:line="240" w:lineRule="auto"/>
+              <w:ind w:right="297"/>
+              <w:rPr>
+                <w:rFonts w:cs="Arial"/>
+                <w:b/>
+                <w:color w:val="EE0000"/>
+                <w:sz w:val="28"/>
+                <w:szCs w:val="32"/>
+                <w:lang w:val="it-IT"/>
+              </w:rPr>
+            </w:pPr>
+            <w:r>
+              <w:rPr>
+                <w:rFonts w:cs="Arial"/>
+                <w:b/>
+                <w:color w:val="EE0000"/>
+                <w:sz w:val="28"/>
+                <w:szCs w:val="32"/>
+                <w:lang w:val="it-IT"/>
+              </w:rPr>
+              <w:t>Panchaati No</w:t>
+            </w:r>
+            <w:r>
+              <w:rPr>
+                <w:rFonts w:cs="Arial"/>
+                <w:b/>
+                <w:color w:val="EE0000"/>
+                <w:szCs w:val="32"/>
+                <w:lang w:val="it-IT"/>
+              </w:rPr>
+              <w:t xml:space="preserve">. - </w:t>
+            </w:r>
+            <w:r>
+              <w:rPr>
+                <w:rFonts w:cs="Arial"/>
+                <w:b/>
+                <w:color w:val="EE0000"/>
+                <w:sz w:val="28"/>
+                <w:szCs w:val="32"/>
+                <w:lang w:val="it-IT"/>
+              </w:rPr>
+              <w:t>39</w:t>
+            </w:r>
+          </w:p>
+        </w:tc>
+        <w:tc>
+          <w:tcPr>
+            <w:tcW w:w="5528" w:type="dxa"/>
+          </w:tcPr>
+          <w:p>
+            <w:pPr>
+              <w:widowControl w:val="0"/>
+              <w:autoSpaceDE w:val="0"/>
+              <w:autoSpaceDN w:val="0"/>
+              <w:adjustRightInd w:val="0"/>
+              <w:spacing w:before="0" w:line="240" w:lineRule="auto"/>
+              <w:rPr>
+                <w:rFonts w:ascii="BRH Malayalam Extra" w:eastAsia="Times New Roman" w:hAnsi="BRH Malayalam Extra" w:cs="BRH Malayalam Extra"/>
+                <w:color w:val="EE0000"/>
+                <w:sz w:val="40"/>
+                <w:szCs w:val="40"/>
+                <w:lang w:val="it-IT" w:eastAsia="en-IN" w:bidi="ml-IN"/>
+              </w:rPr>
+            </w:pPr>
+            <w:r>
+              <w:rPr>
+                <w:rFonts w:ascii="BRH Malayalam Extra" w:eastAsia="Times New Roman" w:hAnsi="BRH Malayalam Extra" w:cs="BRH Malayalam Extra"/>
+                <w:color w:val="EE0000"/>
+                <w:sz w:val="40"/>
+                <w:szCs w:val="40"/>
+                <w:lang w:val="it-IT" w:eastAsia="en-IN" w:bidi="ml-IN"/>
+              </w:rPr>
+              <w:t>¥mx</w:t>
+            </w:r>
+            <w:r>
+              <w:rPr>
+                <w:rFonts w:ascii="BRH Malayalam Extra" w:eastAsia="Times New Roman" w:hAnsi="BRH Malayalam Extra" w:cs="BRH Malayalam Extra"/>
+                <w:color w:val="EE0000"/>
+                <w:sz w:val="32"/>
+                <w:szCs w:val="40"/>
+                <w:lang w:val="it-IT" w:eastAsia="en-IN" w:bidi="ml-IN"/>
+              </w:rPr>
+              <w:t>–</w:t>
+            </w:r>
+            <w:r>
+              <w:rPr>
+                <w:rFonts w:ascii="BRH Malayalam Extra" w:eastAsia="Times New Roman" w:hAnsi="BRH Malayalam Extra" w:cs="BRH Malayalam Extra"/>
+                <w:color w:val="EE0000"/>
+                <w:sz w:val="40"/>
+                <w:szCs w:val="40"/>
+                <w:lang w:val="it-IT" w:eastAsia="en-IN" w:bidi="ml-IN"/>
+              </w:rPr>
+              <w:t>Kx© ¥</w:t>
+            </w:r>
+            <w:r>
+              <w:rPr>
+                <w:rFonts w:ascii="BRH Malayalam Extra" w:eastAsia="Times New Roman" w:hAnsi="BRH Malayalam Extra" w:cs="BRH Malayalam Extra"/>
+                <w:color w:val="EE0000"/>
+                <w:sz w:val="40"/>
+                <w:szCs w:val="40"/>
+                <w:highlight w:val="yellow"/>
+                <w:lang w:val="it-IT" w:eastAsia="en-IN" w:bidi="ml-IN"/>
+              </w:rPr>
+              <w:t>Rx</w:t>
+            </w:r>
+            <w:r>
+              <w:rPr>
+                <w:rFonts w:ascii="BRH Malayalam Extra" w:eastAsia="Times New Roman" w:hAnsi="BRH Malayalam Extra" w:cs="BRH Malayalam Extra"/>
+                <w:color w:val="EE0000"/>
+                <w:sz w:val="40"/>
+                <w:szCs w:val="40"/>
+                <w:lang w:val="it-IT" w:eastAsia="en-IN" w:bidi="ml-IN"/>
+              </w:rPr>
+              <w:t xml:space="preserve">Zy—rôZJ | </w:t>
+            </w:r>
+          </w:p>
+          <w:p>
+            <w:pPr>
+              <w:widowControl w:val="0"/>
+              <w:autoSpaceDE w:val="0"/>
+              <w:autoSpaceDN w:val="0"/>
+              <w:adjustRightInd w:val="0"/>
+              <w:spacing w:before="0" w:line="240" w:lineRule="auto"/>
+              <w:rPr>
+                <w:rFonts w:ascii="BRH Malayalam Extra" w:eastAsia="Times New Roman" w:hAnsi="BRH Malayalam Extra" w:cs="BRH Malayalam Extra"/>
+                <w:color w:val="EE0000"/>
+                <w:sz w:val="40"/>
+                <w:szCs w:val="40"/>
+                <w:lang w:val="it-IT" w:eastAsia="en-IN" w:bidi="ml-IN"/>
+              </w:rPr>
+            </w:pPr>
+            <w:r>
+              <w:rPr>
+                <w:rFonts w:ascii="BRH Malayalam Extra" w:eastAsia="Times New Roman" w:hAnsi="BRH Malayalam Extra" w:cs="BRH Malayalam Extra"/>
+                <w:color w:val="EE0000"/>
+                <w:sz w:val="40"/>
+                <w:szCs w:val="40"/>
+                <w:lang w:val="it-IT" w:eastAsia="en-IN" w:bidi="ml-IN"/>
+              </w:rPr>
+              <w:t>¥RõxZy—rôZJ K¡k¡¥Z |</w:t>
+            </w:r>
+          </w:p>
+        </w:tc>
+        <w:tc>
+          <w:tcPr>
+            <w:tcW w:w="5103" w:type="dxa"/>
+          </w:tcPr>
+          <w:p>
+            <w:pPr>
+              <w:widowControl w:val="0"/>
+              <w:autoSpaceDE w:val="0"/>
+              <w:autoSpaceDN w:val="0"/>
+              <w:adjustRightInd w:val="0"/>
+              <w:spacing w:before="0" w:line="240" w:lineRule="auto"/>
+              <w:rPr>
+                <w:rFonts w:ascii="BRH Malayalam Extra" w:eastAsia="Times New Roman" w:hAnsi="BRH Malayalam Extra" w:cs="BRH Malayalam Extra"/>
+                <w:color w:val="EE0000"/>
+                <w:sz w:val="40"/>
+                <w:szCs w:val="40"/>
+                <w:lang w:val="it-IT" w:eastAsia="en-IN" w:bidi="ml-IN"/>
+              </w:rPr>
+            </w:pPr>
+            <w:r>
+              <w:rPr>
+                <w:rFonts w:ascii="BRH Malayalam Extra" w:eastAsia="Times New Roman" w:hAnsi="BRH Malayalam Extra" w:cs="BRH Malayalam Extra"/>
+                <w:color w:val="EE0000"/>
+                <w:sz w:val="40"/>
+                <w:szCs w:val="40"/>
+                <w:lang w:val="it-IT" w:eastAsia="en-IN" w:bidi="ml-IN"/>
+              </w:rPr>
+              <w:t>¥mx</w:t>
+            </w:r>
+            <w:r>
+              <w:rPr>
+                <w:rFonts w:ascii="BRH Malayalam Extra" w:eastAsia="Times New Roman" w:hAnsi="BRH Malayalam Extra" w:cs="BRH Malayalam Extra"/>
+                <w:color w:val="EE0000"/>
+                <w:sz w:val="32"/>
+                <w:szCs w:val="40"/>
+                <w:lang w:val="it-IT" w:eastAsia="en-IN" w:bidi="ml-IN"/>
+              </w:rPr>
+              <w:t>–</w:t>
+            </w:r>
+            <w:r>
+              <w:rPr>
+                <w:rFonts w:ascii="BRH Malayalam Extra" w:eastAsia="Times New Roman" w:hAnsi="BRH Malayalam Extra" w:cs="BRH Malayalam Extra"/>
+                <w:color w:val="EE0000"/>
+                <w:sz w:val="40"/>
+                <w:szCs w:val="40"/>
+                <w:lang w:val="it-IT" w:eastAsia="en-IN" w:bidi="ml-IN"/>
+              </w:rPr>
+              <w:t>Kx© ¥R</w:t>
+            </w:r>
+            <w:r>
+              <w:rPr>
+                <w:rFonts w:ascii="BRH Malayalam Extra" w:eastAsia="Times New Roman" w:hAnsi="BRH Malayalam Extra" w:cs="BRH Malayalam Extra"/>
+                <w:color w:val="EE0000"/>
+                <w:sz w:val="40"/>
+                <w:szCs w:val="40"/>
+                <w:highlight w:val="green"/>
+                <w:lang w:val="it-IT" w:eastAsia="en-IN" w:bidi="ml-IN"/>
+              </w:rPr>
+              <w:t>õ</w:t>
+            </w:r>
+            <w:r>
+              <w:rPr>
+                <w:rFonts w:ascii="BRH Malayalam Extra" w:eastAsia="Times New Roman" w:hAnsi="BRH Malayalam Extra" w:cs="BRH Malayalam Extra"/>
+                <w:color w:val="EE0000"/>
+                <w:sz w:val="40"/>
+                <w:szCs w:val="40"/>
+                <w:lang w:val="it-IT" w:eastAsia="en-IN" w:bidi="ml-IN"/>
+              </w:rPr>
+              <w:t>xZy—rôZJ | ¥RõxZy—rôZJ K¡k¡¥Z |</w:t>
             </w:r>
           </w:p>
         </w:tc>
@@ -3337,6 +4062,7 @@
                 <w:sz w:val="28"/>
                 <w:szCs w:val="32"/>
               </w:rPr>
+              <w:lastRenderedPageBreak/>
               <w:t>T.S.5.3.</w:t>
             </w:r>
             <w:r>
@@ -4022,7 +4748,6 @@
                 <w:sz w:val="32"/>
                 <w:szCs w:val="32"/>
               </w:rPr>
-              <w:lastRenderedPageBreak/>
               <w:t>Reference</w:t>
             </w:r>
           </w:p>
@@ -4045,7 +4770,6 @@
                 <w:sz w:val="32"/>
                 <w:szCs w:val="32"/>
               </w:rPr>
-              <w:lastRenderedPageBreak/>
               <w:t>As Printed</w:t>
             </w:r>
           </w:p>
@@ -5575,6 +6299,7 @@
                 <w:sz w:val="28"/>
                 <w:szCs w:val="32"/>
               </w:rPr>
+              <w:lastRenderedPageBreak/>
               <w:t>T.S.5.3.4.5 – Kramam</w:t>
             </w:r>
           </w:p>
@@ -6626,7 +7351,6 @@
                 <w:sz w:val="28"/>
                 <w:szCs w:val="32"/>
               </w:rPr>
-              <w:lastRenderedPageBreak/>
               <w:t>T.S.5.3.8.2 – Kramam</w:t>
             </w:r>
           </w:p>
@@ -7886,6 +8610,7 @@
                 <w:sz w:val="28"/>
                 <w:szCs w:val="32"/>
               </w:rPr>
+              <w:lastRenderedPageBreak/>
               <w:t>T.S.5.3.11.3 – Kramam</w:t>
             </w:r>
           </w:p>
@@ -8134,16 +8859,7 @@
           <w:bCs/>
           <w:sz w:val="32"/>
         </w:rPr>
-        <w:t xml:space="preserve">replaced </w:t>
-      </w:r>
-      <w:proofErr w:type="gramStart"/>
-      <w:r>
-        <w:rPr>
-          <w:b/>
-          <w:bCs/>
-          <w:sz w:val="32"/>
-        </w:rPr>
-        <w:t>with</w:t>
+        <w:t>replaced with</w:t>
       </w:r>
       <w:r>
         <w:rPr>
@@ -8165,7 +8881,6 @@
         </w:rPr>
         <w:t>"</w:t>
       </w:r>
-      <w:proofErr w:type="gramEnd"/>
       <w:r>
         <w:rPr>
           <w:rFonts w:ascii="BRH Malayalam" w:hAnsi="BRH Malayalam" w:cs="BRH Malayalam"/>
@@ -8177,7 +8892,6 @@
         </w:rPr>
         <w:t>q§T</w:t>
       </w:r>
-      <w:proofErr w:type="gramStart"/>
       <w:r>
         <w:rPr>
           <w:rFonts w:ascii="BRH Malayalam" w:hAnsi="BRH Malayalam" w:cs="BRH Malayalam"/>
@@ -8194,16 +8908,7 @@
           <w:bCs/>
           <w:sz w:val="32"/>
         </w:rPr>
-        <w:t>wherever</w:t>
-      </w:r>
-      <w:proofErr w:type="gramEnd"/>
-      <w:r>
-        <w:rPr>
-          <w:b/>
-          <w:bCs/>
-          <w:sz w:val="32"/>
-        </w:rPr>
-        <w:t xml:space="preserve"> applicable</w:t>
+        <w:t>wherever applicable</w:t>
       </w:r>
     </w:p>
     <w:p>
@@ -8580,7 +9285,6 @@
           <w:b/>
           <w:sz w:val="32"/>
         </w:rPr>
-        <w:lastRenderedPageBreak/>
         <w:t>===================</w:t>
       </w:r>
     </w:p>

--- a/TS-Kramam/TS-5.3/TS 5.3 Malayalam Krama Paatam Corrections.docx
+++ b/TS-Kramam/TS-5.3/TS 5.3 Malayalam Krama Paatam Corrections.docx
@@ -3550,7 +3550,7 @@
                 <w:color w:val="EE0000"/>
                 <w:sz w:val="28"/>
                 <w:szCs w:val="36"/>
-                <w:lang w:val="it-IT"/>
+                <w:lang w:val="en-IN"/>
               </w:rPr>
             </w:pPr>
             <w:r>
@@ -3560,7 +3560,7 @@
                 <w:color w:val="EE0000"/>
                 <w:sz w:val="28"/>
                 <w:szCs w:val="36"/>
-                <w:lang w:val="it-IT"/>
+                <w:lang w:val="en-IN"/>
               </w:rPr>
               <w:t>Krama Vaakyam No.– 42</w:t>
             </w:r>
@@ -3786,6 +3786,540 @@
                 <w:lang w:val="it-IT" w:eastAsia="en-IN" w:bidi="ml-IN"/>
               </w:rPr>
               <w:t>xZy—rôZJ | ¥RõxZy—rôZJ K¡k¡¥Z |</w:t>
+            </w:r>
+          </w:p>
+        </w:tc>
+      </w:tr>
+      <w:tr>
+        <w:trPr>
+          <w:trHeight w:val="1124"/>
+        </w:trPr>
+        <w:tc>
+          <w:tcPr>
+            <w:tcW w:w="3764" w:type="dxa"/>
+          </w:tcPr>
+          <w:p>
+            <w:pPr>
+              <w:widowControl w:val="0"/>
+              <w:tabs>
+                <w:tab w:val="left" w:pos="993"/>
+              </w:tabs>
+              <w:autoSpaceDE w:val="0"/>
+              <w:autoSpaceDN w:val="0"/>
+              <w:adjustRightInd w:val="0"/>
+              <w:spacing w:before="0" w:line="240" w:lineRule="auto"/>
+              <w:ind w:right="297"/>
+              <w:rPr>
+                <w:rFonts w:cs="Arial"/>
+                <w:b/>
+                <w:color w:val="EE0000"/>
+                <w:sz w:val="28"/>
+                <w:szCs w:val="32"/>
+              </w:rPr>
+            </w:pPr>
+            <w:r>
+              <w:rPr>
+                <w:rFonts w:cs="Arial"/>
+                <w:b/>
+                <w:color w:val="EE0000"/>
+                <w:sz w:val="28"/>
+                <w:szCs w:val="32"/>
+              </w:rPr>
+              <w:t>T.S.5.3.</w:t>
+            </w:r>
+            <w:r>
+              <w:rPr>
+                <w:rFonts w:cs="Arial"/>
+                <w:b/>
+                <w:color w:val="EE0000"/>
+                <w:sz w:val="28"/>
+                <w:szCs w:val="32"/>
+              </w:rPr>
+              <w:t>12</w:t>
+            </w:r>
+            <w:r>
+              <w:rPr>
+                <w:rFonts w:cs="Arial"/>
+                <w:b/>
+                <w:color w:val="EE0000"/>
+                <w:sz w:val="28"/>
+                <w:szCs w:val="32"/>
+              </w:rPr>
+              <w:t>.2 – Kramam</w:t>
+            </w:r>
+          </w:p>
+          <w:p>
+            <w:pPr>
+              <w:widowControl w:val="0"/>
+              <w:tabs>
+                <w:tab w:val="left" w:pos="993"/>
+              </w:tabs>
+              <w:autoSpaceDE w:val="0"/>
+              <w:autoSpaceDN w:val="0"/>
+              <w:adjustRightInd w:val="0"/>
+              <w:spacing w:before="0" w:line="240" w:lineRule="auto"/>
+              <w:ind w:right="297"/>
+              <w:rPr>
+                <w:rFonts w:cs="Arial"/>
+                <w:b/>
+                <w:color w:val="EE0000"/>
+                <w:sz w:val="28"/>
+                <w:szCs w:val="36"/>
+                <w:lang w:val="en-IN"/>
+              </w:rPr>
+            </w:pPr>
+            <w:r>
+              <w:rPr>
+                <w:rFonts w:cs="Arial"/>
+                <w:b/>
+                <w:color w:val="EE0000"/>
+                <w:sz w:val="28"/>
+                <w:szCs w:val="36"/>
+                <w:lang w:val="en-IN"/>
+              </w:rPr>
+              <w:t xml:space="preserve">Krama Vaakyam No.– </w:t>
+            </w:r>
+            <w:r>
+              <w:rPr>
+                <w:rFonts w:cs="Arial"/>
+                <w:b/>
+                <w:color w:val="EE0000"/>
+                <w:sz w:val="28"/>
+                <w:szCs w:val="36"/>
+                <w:lang w:val="en-IN"/>
+              </w:rPr>
+              <w:t>7</w:t>
+            </w:r>
+            <w:r>
+              <w:rPr>
+                <w:rFonts w:cs="Arial"/>
+                <w:b/>
+                <w:color w:val="EE0000"/>
+                <w:sz w:val="28"/>
+                <w:szCs w:val="36"/>
+                <w:lang w:val="en-IN"/>
+              </w:rPr>
+              <w:t>2</w:t>
+            </w:r>
+          </w:p>
+          <w:p>
+            <w:pPr>
+              <w:widowControl w:val="0"/>
+              <w:tabs>
+                <w:tab w:val="left" w:pos="993"/>
+              </w:tabs>
+              <w:autoSpaceDE w:val="0"/>
+              <w:autoSpaceDN w:val="0"/>
+              <w:adjustRightInd w:val="0"/>
+              <w:spacing w:before="0" w:line="240" w:lineRule="auto"/>
+              <w:ind w:right="297"/>
+              <w:rPr>
+                <w:rFonts w:cs="Arial"/>
+                <w:b/>
+                <w:color w:val="EE0000"/>
+                <w:sz w:val="28"/>
+                <w:szCs w:val="32"/>
+              </w:rPr>
+            </w:pPr>
+            <w:r>
+              <w:rPr>
+                <w:rFonts w:cs="Arial"/>
+                <w:b/>
+                <w:color w:val="EE0000"/>
+                <w:sz w:val="28"/>
+                <w:szCs w:val="32"/>
+                <w:lang w:val="it-IT"/>
+              </w:rPr>
+              <w:t>Panchaati No</w:t>
+            </w:r>
+            <w:r>
+              <w:rPr>
+                <w:rFonts w:cs="Arial"/>
+                <w:b/>
+                <w:color w:val="EE0000"/>
+                <w:szCs w:val="32"/>
+                <w:lang w:val="it-IT"/>
+              </w:rPr>
+              <w:t xml:space="preserve">. - </w:t>
+            </w:r>
+            <w:r>
+              <w:rPr>
+                <w:rFonts w:cs="Arial"/>
+                <w:b/>
+                <w:color w:val="EE0000"/>
+                <w:sz w:val="28"/>
+                <w:szCs w:val="32"/>
+                <w:lang w:val="it-IT"/>
+              </w:rPr>
+              <w:t>48</w:t>
+            </w:r>
+          </w:p>
+        </w:tc>
+        <w:tc>
+          <w:tcPr>
+            <w:tcW w:w="5528" w:type="dxa"/>
+          </w:tcPr>
+          <w:p>
+            <w:pPr>
+              <w:widowControl w:val="0"/>
+              <w:autoSpaceDE w:val="0"/>
+              <w:autoSpaceDN w:val="0"/>
+              <w:adjustRightInd w:val="0"/>
+              <w:spacing w:line="252" w:lineRule="auto"/>
+              <w:rPr>
+                <w:rFonts w:ascii="BRH Malayalam Extra" w:eastAsia="Times New Roman" w:hAnsi="BRH Malayalam Extra" w:cs="BRH Malayalam Extra"/>
+                <w:color w:val="EE0000"/>
+                <w:sz w:val="40"/>
+                <w:szCs w:val="40"/>
+                <w:lang w:eastAsia="en-IN" w:bidi="ml-IN"/>
+              </w:rPr>
+            </w:pPr>
+            <w:r>
+              <w:rPr>
+                <w:rFonts w:ascii="BRH Malayalam Extra" w:eastAsia="Times New Roman" w:hAnsi="BRH Malayalam Extra" w:cs="BRH Malayalam Extra"/>
+                <w:color w:val="EE0000"/>
+                <w:sz w:val="40"/>
+                <w:szCs w:val="40"/>
+                <w:lang w:eastAsia="en-IN" w:bidi="ml-IN"/>
+              </w:rPr>
+              <w:t>Aqû—sõ sªp</w:t>
+            </w:r>
+            <w:r>
+              <w:rPr>
+                <w:rFonts w:ascii="BRH Malayalam Extra" w:eastAsia="Times New Roman" w:hAnsi="BRH Malayalam Extra" w:cs="BRH Malayalam Extra"/>
+                <w:color w:val="EE0000"/>
+                <w:sz w:val="32"/>
+                <w:szCs w:val="40"/>
+                <w:lang w:eastAsia="en-IN" w:bidi="ml-IN"/>
+              </w:rPr>
+              <w:t>–</w:t>
+            </w:r>
+            <w:r>
+              <w:rPr>
+                <w:rFonts w:ascii="BRH Malayalam Extra" w:eastAsia="Times New Roman" w:hAnsi="BRH Malayalam Extra" w:cs="BRH Malayalam Extra"/>
+                <w:color w:val="EE0000"/>
+                <w:sz w:val="40"/>
+                <w:szCs w:val="40"/>
+                <w:lang w:eastAsia="en-IN" w:bidi="ml-IN"/>
+              </w:rPr>
+              <w:t xml:space="preserve">Zûxj— | </w:t>
+            </w:r>
+          </w:p>
+          <w:p>
+            <w:pPr>
+              <w:widowControl w:val="0"/>
+              <w:autoSpaceDE w:val="0"/>
+              <w:autoSpaceDN w:val="0"/>
+              <w:adjustRightInd w:val="0"/>
+              <w:spacing w:before="0" w:line="240" w:lineRule="auto"/>
+              <w:rPr>
+                <w:rFonts w:ascii="BRH Malayalam Extra" w:eastAsia="Times New Roman" w:hAnsi="BRH Malayalam Extra" w:cs="BRH Malayalam Extra"/>
+                <w:color w:val="EE0000"/>
+                <w:sz w:val="40"/>
+                <w:szCs w:val="40"/>
+                <w:lang w:val="en-IN" w:eastAsia="en-IN" w:bidi="ml-IN"/>
+              </w:rPr>
+            </w:pPr>
+            <w:r>
+              <w:rPr>
+                <w:rFonts w:ascii="BRH Malayalam Extra" w:eastAsia="Times New Roman" w:hAnsi="BRH Malayalam Extra" w:cs="BRH Malayalam Extra"/>
+                <w:color w:val="EE0000"/>
+                <w:sz w:val="40"/>
+                <w:szCs w:val="40"/>
+                <w:lang w:val="en-IN" w:eastAsia="en-IN" w:bidi="ml-IN"/>
+              </w:rPr>
+              <w:t>s</w:t>
+            </w:r>
+            <w:r>
+              <w:rPr>
+                <w:rFonts w:ascii="BRH Malayalam Extra" w:eastAsia="Times New Roman" w:hAnsi="BRH Malayalam Extra" w:cs="BRH Malayalam Extra"/>
+                <w:color w:val="EE0000"/>
+                <w:sz w:val="32"/>
+                <w:szCs w:val="40"/>
+                <w:lang w:val="en-IN" w:eastAsia="en-IN" w:bidi="ml-IN"/>
+              </w:rPr>
+              <w:t>–</w:t>
+            </w:r>
+            <w:r>
+              <w:rPr>
+                <w:rFonts w:ascii="BRH Malayalam Extra" w:eastAsia="Times New Roman" w:hAnsi="BRH Malayalam Extra" w:cs="BRH Malayalam Extra"/>
+                <w:color w:val="EE0000"/>
+                <w:sz w:val="40"/>
+                <w:szCs w:val="40"/>
+                <w:lang w:val="en-IN" w:eastAsia="en-IN" w:bidi="ml-IN"/>
+              </w:rPr>
+              <w:t>ªp</w:t>
+            </w:r>
+            <w:r>
+              <w:rPr>
+                <w:rFonts w:ascii="BRH Malayalam Extra" w:eastAsia="Times New Roman" w:hAnsi="BRH Malayalam Extra" w:cs="BRH Malayalam Extra"/>
+                <w:color w:val="EE0000"/>
+                <w:sz w:val="40"/>
+                <w:szCs w:val="40"/>
+                <w:highlight w:val="yellow"/>
+                <w:lang w:val="en-IN" w:eastAsia="en-IN" w:bidi="ml-IN"/>
+              </w:rPr>
+              <w:t>x</w:t>
+            </w:r>
+            <w:r>
+              <w:rPr>
+                <w:rFonts w:ascii="BRH Malayalam Extra" w:eastAsia="Times New Roman" w:hAnsi="BRH Malayalam Extra" w:cs="BRH Malayalam Extra"/>
+                <w:color w:val="EE0000"/>
+                <w:sz w:val="32"/>
+                <w:szCs w:val="40"/>
+                <w:lang w:val="en-IN" w:eastAsia="en-IN" w:bidi="ml-IN"/>
+              </w:rPr>
+              <w:t>–</w:t>
+            </w:r>
+            <w:r>
+              <w:rPr>
+                <w:rFonts w:ascii="BRH Malayalam Extra" w:eastAsia="Times New Roman" w:hAnsi="BRH Malayalam Extra" w:cs="BRH Malayalam Extra"/>
+                <w:color w:val="EE0000"/>
+                <w:sz w:val="40"/>
+                <w:szCs w:val="40"/>
+                <w:lang w:val="en-IN" w:eastAsia="en-IN" w:bidi="ml-IN"/>
+              </w:rPr>
+              <w:t xml:space="preserve">Zûx¥jZy— </w:t>
+            </w:r>
+          </w:p>
+          <w:p>
+            <w:pPr>
+              <w:widowControl w:val="0"/>
+              <w:autoSpaceDE w:val="0"/>
+              <w:autoSpaceDN w:val="0"/>
+              <w:adjustRightInd w:val="0"/>
+              <w:spacing w:before="0" w:line="240" w:lineRule="auto"/>
+              <w:rPr>
+                <w:rFonts w:ascii="BRH Malayalam Extra" w:eastAsia="Times New Roman" w:hAnsi="BRH Malayalam Extra" w:cs="BRH Malayalam Extra"/>
+                <w:color w:val="EE0000"/>
+                <w:sz w:val="40"/>
+                <w:szCs w:val="40"/>
+                <w:lang w:eastAsia="en-IN" w:bidi="ml-IN"/>
+              </w:rPr>
+            </w:pPr>
+            <w:r>
+              <w:rPr>
+                <w:rFonts w:ascii="BRH Malayalam Extra" w:eastAsia="Times New Roman" w:hAnsi="BRH Malayalam Extra" w:cs="BRH Malayalam Extra"/>
+                <w:color w:val="EE0000"/>
+                <w:sz w:val="40"/>
+                <w:szCs w:val="40"/>
+                <w:lang w:val="en-IN" w:eastAsia="en-IN" w:bidi="ml-IN"/>
+              </w:rPr>
+              <w:t>sªp</w:t>
+            </w:r>
+            <w:r>
+              <w:rPr>
+                <w:rFonts w:ascii="BRH Malayalam Extra" w:eastAsia="Times New Roman" w:hAnsi="BRH Malayalam Extra" w:cs="BRH Malayalam Extra"/>
+                <w:color w:val="EE0000"/>
+                <w:sz w:val="40"/>
+                <w:szCs w:val="40"/>
+                <w:lang w:val="en-IN" w:eastAsia="en-IN" w:bidi="ml-IN"/>
+              </w:rPr>
+              <w:t xml:space="preserve"> </w:t>
+            </w:r>
+            <w:r>
+              <w:rPr>
+                <w:rFonts w:ascii="BRH Malayalam Extra" w:eastAsia="Times New Roman" w:hAnsi="BRH Malayalam Extra" w:cs="BRH Malayalam Extra"/>
+                <w:color w:val="EE0000"/>
+                <w:sz w:val="40"/>
+                <w:szCs w:val="40"/>
+                <w:lang w:val="en-IN" w:eastAsia="en-IN" w:bidi="ml-IN"/>
+              </w:rPr>
+              <w:t>-</w:t>
+            </w:r>
+            <w:r>
+              <w:rPr>
+                <w:rFonts w:ascii="BRH Malayalam Extra" w:eastAsia="Times New Roman" w:hAnsi="BRH Malayalam Extra" w:cs="BRH Malayalam Extra"/>
+                <w:color w:val="EE0000"/>
+                <w:sz w:val="40"/>
+                <w:szCs w:val="40"/>
+                <w:lang w:val="en-IN" w:eastAsia="en-IN" w:bidi="ml-IN"/>
+              </w:rPr>
+              <w:t xml:space="preserve"> </w:t>
+            </w:r>
+            <w:r>
+              <w:rPr>
+                <w:rFonts w:ascii="BRH Malayalam Extra" w:eastAsia="Times New Roman" w:hAnsi="BRH Malayalam Extra" w:cs="BRH Malayalam Extra"/>
+                <w:color w:val="EE0000"/>
+                <w:sz w:val="40"/>
+                <w:szCs w:val="40"/>
+                <w:lang w:val="en-IN" w:eastAsia="en-IN" w:bidi="ml-IN"/>
+              </w:rPr>
+              <w:t>Zûxj— ||</w:t>
+            </w:r>
+          </w:p>
+        </w:tc>
+        <w:tc>
+          <w:tcPr>
+            <w:tcW w:w="5103" w:type="dxa"/>
+          </w:tcPr>
+          <w:p>
+            <w:pPr>
+              <w:widowControl w:val="0"/>
+              <w:autoSpaceDE w:val="0"/>
+              <w:autoSpaceDN w:val="0"/>
+              <w:adjustRightInd w:val="0"/>
+              <w:spacing w:line="252" w:lineRule="auto"/>
+              <w:rPr>
+                <w:rFonts w:ascii="BRH Malayalam Extra" w:eastAsia="Times New Roman" w:hAnsi="BRH Malayalam Extra" w:cs="BRH Malayalam Extra"/>
+                <w:color w:val="EE0000"/>
+                <w:sz w:val="40"/>
+                <w:szCs w:val="40"/>
+                <w:lang w:val="en-IN" w:eastAsia="en-IN" w:bidi="ml-IN"/>
+              </w:rPr>
+            </w:pPr>
+            <w:r>
+              <w:rPr>
+                <w:rFonts w:ascii="BRH Malayalam Extra" w:eastAsia="Times New Roman" w:hAnsi="BRH Malayalam Extra" w:cs="BRH Malayalam Extra"/>
+                <w:color w:val="EE0000"/>
+                <w:sz w:val="40"/>
+                <w:szCs w:val="40"/>
+                <w:lang w:val="en-IN" w:eastAsia="en-IN" w:bidi="ml-IN"/>
+              </w:rPr>
+              <w:t>Aqû—sõ sªp</w:t>
+            </w:r>
+            <w:r>
+              <w:rPr>
+                <w:rFonts w:ascii="BRH Malayalam Extra" w:eastAsia="Times New Roman" w:hAnsi="BRH Malayalam Extra" w:cs="BRH Malayalam Extra"/>
+                <w:color w:val="EE0000"/>
+                <w:sz w:val="32"/>
+                <w:szCs w:val="40"/>
+                <w:lang w:val="en-IN" w:eastAsia="en-IN" w:bidi="ml-IN"/>
+              </w:rPr>
+              <w:t>–</w:t>
+            </w:r>
+            <w:r>
+              <w:rPr>
+                <w:rFonts w:ascii="BRH Malayalam Extra" w:eastAsia="Times New Roman" w:hAnsi="BRH Malayalam Extra" w:cs="BRH Malayalam Extra"/>
+                <w:color w:val="EE0000"/>
+                <w:sz w:val="40"/>
+                <w:szCs w:val="40"/>
+                <w:lang w:val="en-IN" w:eastAsia="en-IN" w:bidi="ml-IN"/>
+              </w:rPr>
+              <w:t xml:space="preserve">Zûxj— | </w:t>
+            </w:r>
+          </w:p>
+          <w:p>
+            <w:pPr>
+              <w:widowControl w:val="0"/>
+              <w:autoSpaceDE w:val="0"/>
+              <w:autoSpaceDN w:val="0"/>
+              <w:adjustRightInd w:val="0"/>
+              <w:spacing w:before="0" w:line="240" w:lineRule="auto"/>
+              <w:rPr>
+                <w:rFonts w:ascii="BRH Malayalam Extra" w:eastAsia="Times New Roman" w:hAnsi="BRH Malayalam Extra" w:cs="BRH Malayalam Extra"/>
+                <w:color w:val="EE0000"/>
+                <w:sz w:val="40"/>
+                <w:szCs w:val="40"/>
+                <w:lang w:val="en-IN" w:eastAsia="en-IN" w:bidi="ml-IN"/>
+              </w:rPr>
+            </w:pPr>
+            <w:r>
+              <w:rPr>
+                <w:rFonts w:ascii="BRH Malayalam Extra" w:eastAsia="Times New Roman" w:hAnsi="BRH Malayalam Extra" w:cs="BRH Malayalam Extra"/>
+                <w:color w:val="EE0000"/>
+                <w:sz w:val="40"/>
+                <w:szCs w:val="40"/>
+                <w:lang w:val="en-IN" w:eastAsia="en-IN" w:bidi="ml-IN"/>
+              </w:rPr>
+              <w:t>s</w:t>
+            </w:r>
+            <w:r>
+              <w:rPr>
+                <w:rFonts w:ascii="BRH Malayalam Extra" w:eastAsia="Times New Roman" w:hAnsi="BRH Malayalam Extra" w:cs="BRH Malayalam Extra"/>
+                <w:color w:val="EE0000"/>
+                <w:sz w:val="32"/>
+                <w:szCs w:val="40"/>
+                <w:lang w:val="en-IN" w:eastAsia="en-IN" w:bidi="ml-IN"/>
+              </w:rPr>
+              <w:t>–</w:t>
+            </w:r>
+            <w:r>
+              <w:rPr>
+                <w:rFonts w:ascii="BRH Malayalam Extra" w:eastAsia="Times New Roman" w:hAnsi="BRH Malayalam Extra" w:cs="BRH Malayalam Extra"/>
+                <w:color w:val="EE0000"/>
+                <w:sz w:val="40"/>
+                <w:szCs w:val="40"/>
+                <w:lang w:val="en-IN" w:eastAsia="en-IN" w:bidi="ml-IN"/>
+              </w:rPr>
+              <w:t>ª</w:t>
+            </w:r>
+            <w:r>
+              <w:rPr>
+                <w:rFonts w:ascii="BRH Malayalam Extra" w:eastAsia="Times New Roman" w:hAnsi="BRH Malayalam Extra" w:cs="BRH Malayalam Extra"/>
+                <w:color w:val="EE0000"/>
+                <w:sz w:val="40"/>
+                <w:szCs w:val="40"/>
+                <w:highlight w:val="green"/>
+                <w:lang w:val="en-IN" w:eastAsia="en-IN" w:bidi="ml-IN"/>
+              </w:rPr>
+              <w:t>p</w:t>
+            </w:r>
+            <w:r>
+              <w:rPr>
+                <w:rFonts w:ascii="BRH Malayalam Extra" w:eastAsia="Times New Roman" w:hAnsi="BRH Malayalam Extra" w:cs="BRH Malayalam Extra"/>
+                <w:color w:val="EE0000"/>
+                <w:sz w:val="32"/>
+                <w:szCs w:val="40"/>
+                <w:lang w:val="en-IN" w:eastAsia="en-IN" w:bidi="ml-IN"/>
+              </w:rPr>
+              <w:t>–</w:t>
+            </w:r>
+            <w:r>
+              <w:rPr>
+                <w:rFonts w:ascii="BRH Malayalam Extra" w:eastAsia="Times New Roman" w:hAnsi="BRH Malayalam Extra" w:cs="BRH Malayalam Extra"/>
+                <w:color w:val="EE0000"/>
+                <w:sz w:val="40"/>
+                <w:szCs w:val="40"/>
+                <w:lang w:val="en-IN" w:eastAsia="en-IN" w:bidi="ml-IN"/>
+              </w:rPr>
+              <w:t xml:space="preserve">Zûx¥jZy— </w:t>
+            </w:r>
+          </w:p>
+          <w:p>
+            <w:pPr>
+              <w:widowControl w:val="0"/>
+              <w:autoSpaceDE w:val="0"/>
+              <w:autoSpaceDN w:val="0"/>
+              <w:adjustRightInd w:val="0"/>
+              <w:spacing w:before="0" w:line="240" w:lineRule="auto"/>
+              <w:rPr>
+                <w:rFonts w:ascii="BRH Malayalam Extra" w:eastAsia="Times New Roman" w:hAnsi="BRH Malayalam Extra" w:cs="BRH Malayalam Extra"/>
+                <w:color w:val="EE0000"/>
+                <w:sz w:val="40"/>
+                <w:szCs w:val="40"/>
+                <w:lang w:eastAsia="en-IN" w:bidi="ml-IN"/>
+              </w:rPr>
+            </w:pPr>
+            <w:r>
+              <w:rPr>
+                <w:rFonts w:ascii="BRH Malayalam Extra" w:eastAsia="Times New Roman" w:hAnsi="BRH Malayalam Extra" w:cs="BRH Malayalam Extra"/>
+                <w:color w:val="EE0000"/>
+                <w:sz w:val="40"/>
+                <w:szCs w:val="40"/>
+                <w:lang w:val="en-IN" w:eastAsia="en-IN" w:bidi="ml-IN"/>
+              </w:rPr>
+              <w:t>sªp</w:t>
+            </w:r>
+            <w:r>
+              <w:rPr>
+                <w:rFonts w:ascii="BRH Malayalam Extra" w:eastAsia="Times New Roman" w:hAnsi="BRH Malayalam Extra" w:cs="BRH Malayalam Extra"/>
+                <w:color w:val="EE0000"/>
+                <w:sz w:val="40"/>
+                <w:szCs w:val="40"/>
+                <w:lang w:val="en-IN" w:eastAsia="en-IN" w:bidi="ml-IN"/>
+              </w:rPr>
+              <w:t xml:space="preserve"> </w:t>
+            </w:r>
+            <w:r>
+              <w:rPr>
+                <w:rFonts w:ascii="BRH Malayalam Extra" w:eastAsia="Times New Roman" w:hAnsi="BRH Malayalam Extra" w:cs="BRH Malayalam Extra"/>
+                <w:color w:val="EE0000"/>
+                <w:sz w:val="40"/>
+                <w:szCs w:val="40"/>
+                <w:lang w:val="en-IN" w:eastAsia="en-IN" w:bidi="ml-IN"/>
+              </w:rPr>
+              <w:t>- Zûxj— ||</w:t>
             </w:r>
           </w:p>
         </w:tc>
@@ -3962,6 +4496,7 @@
                 <w:sz w:val="32"/>
                 <w:szCs w:val="32"/>
               </w:rPr>
+              <w:lastRenderedPageBreak/>
               <w:t>Section, Paragraph</w:t>
             </w:r>
           </w:p>
@@ -4062,7 +4597,6 @@
                 <w:sz w:val="28"/>
                 <w:szCs w:val="32"/>
               </w:rPr>
-              <w:lastRenderedPageBreak/>
               <w:t>T.S.5.3.</w:t>
             </w:r>
             <w:r>
@@ -5994,7 +6528,18 @@
                 <w:szCs w:val="40"/>
                 <w:lang w:val="en-IN" w:eastAsia="en-IN" w:bidi="ml-IN"/>
               </w:rPr>
-              <w:t>±—sxI | d£</w:t>
+              <w:t xml:space="preserve">±—sxI | </w:t>
+            </w:r>
+            <w:r>
+              <w:rPr>
+                <w:rFonts w:ascii="BRH Malayalam Extra" w:eastAsia="Times New Roman" w:hAnsi="BRH Malayalam Extra" w:cs="BRH Malayalam Extra"/>
+                <w:color w:val="000000"/>
+                <w:sz w:val="40"/>
+                <w:szCs w:val="40"/>
+                <w:lang w:val="en-IN" w:eastAsia="en-IN" w:bidi="ml-IN"/>
+              </w:rPr>
+              <w:lastRenderedPageBreak/>
+              <w:t>d£</w:t>
             </w:r>
             <w:r>
               <w:rPr>
@@ -6075,6 +6620,7 @@
                 <w:szCs w:val="40"/>
                 <w:lang w:val="en-IN" w:eastAsia="en-IN" w:bidi="ml-IN"/>
               </w:rPr>
+              <w:lastRenderedPageBreak/>
               <w:t>jx</w:t>
             </w:r>
             <w:r>
@@ -6211,6 +6757,7 @@
                 <w:szCs w:val="40"/>
                 <w:lang w:val="en-IN" w:eastAsia="en-IN" w:bidi="ml-IN"/>
               </w:rPr>
+              <w:lastRenderedPageBreak/>
               <w:t>d£</w:t>
             </w:r>
             <w:r>
@@ -8155,6 +8702,7 @@
                 <w:sz w:val="28"/>
                 <w:szCs w:val="32"/>
               </w:rPr>
+              <w:lastRenderedPageBreak/>
               <w:t>T.S.5.3.10.3 – Kramam</w:t>
             </w:r>
           </w:p>
@@ -8610,7 +9158,6 @@
                 <w:sz w:val="28"/>
                 <w:szCs w:val="32"/>
               </w:rPr>
-              <w:lastRenderedPageBreak/>
               <w:t>T.S.5.3.11.3 – Kramam</w:t>
             </w:r>
           </w:p>
@@ -8859,7 +9406,16 @@
           <w:bCs/>
           <w:sz w:val="32"/>
         </w:rPr>
-        <w:t>replaced with</w:t>
+        <w:t xml:space="preserve">replaced </w:t>
+      </w:r>
+      <w:proofErr w:type="gramStart"/>
+      <w:r>
+        <w:rPr>
+          <w:b/>
+          <w:bCs/>
+          <w:sz w:val="32"/>
+        </w:rPr>
+        <w:t>with</w:t>
       </w:r>
       <w:r>
         <w:rPr>
@@ -8881,6 +9437,7 @@
         </w:rPr>
         <w:t>"</w:t>
       </w:r>
+      <w:proofErr w:type="gramEnd"/>
       <w:r>
         <w:rPr>
           <w:rFonts w:ascii="BRH Malayalam" w:hAnsi="BRH Malayalam" w:cs="BRH Malayalam"/>
@@ -8892,6 +9449,7 @@
         </w:rPr>
         <w:t>q§T</w:t>
       </w:r>
+      <w:proofErr w:type="gramStart"/>
       <w:r>
         <w:rPr>
           <w:rFonts w:ascii="BRH Malayalam" w:hAnsi="BRH Malayalam" w:cs="BRH Malayalam"/>
@@ -8908,7 +9466,16 @@
           <w:bCs/>
           <w:sz w:val="32"/>
         </w:rPr>
-        <w:t>wherever applicable</w:t>
+        <w:t>wherever</w:t>
+      </w:r>
+      <w:proofErr w:type="gramEnd"/>
+      <w:r>
+        <w:rPr>
+          <w:b/>
+          <w:bCs/>
+          <w:sz w:val="32"/>
+        </w:rPr>
+        <w:t xml:space="preserve"> applicable</w:t>
       </w:r>
     </w:p>
     <w:p>

--- a/TS-Kramam/TS-5.3/TS 5.3 Malayalam Krama Paatam Corrections.docx
+++ b/TS-Kramam/TS-5.3/TS 5.3 Malayalam Krama Paatam Corrections.docx
@@ -3792,6 +3792,357 @@
       </w:tr>
       <w:tr>
         <w:trPr>
+          <w:trHeight w:val="1529"/>
+        </w:trPr>
+        <w:tc>
+          <w:tcPr>
+            <w:tcW w:w="3764" w:type="dxa"/>
+          </w:tcPr>
+          <w:p>
+            <w:pPr>
+              <w:widowControl w:val="0"/>
+              <w:tabs>
+                <w:tab w:val="left" w:pos="993"/>
+              </w:tabs>
+              <w:autoSpaceDE w:val="0"/>
+              <w:autoSpaceDN w:val="0"/>
+              <w:adjustRightInd w:val="0"/>
+              <w:spacing w:before="0" w:line="240" w:lineRule="auto"/>
+              <w:ind w:right="297"/>
+              <w:rPr>
+                <w:rFonts w:cs="Arial"/>
+                <w:b/>
+                <w:color w:val="EE0000"/>
+                <w:sz w:val="28"/>
+                <w:szCs w:val="32"/>
+              </w:rPr>
+            </w:pPr>
+            <w:r>
+              <w:rPr>
+                <w:rFonts w:cs="Arial"/>
+                <w:b/>
+                <w:color w:val="EE0000"/>
+                <w:sz w:val="28"/>
+                <w:szCs w:val="32"/>
+              </w:rPr>
+              <w:t>T.S.5.3.11.3 – Kramam</w:t>
+            </w:r>
+          </w:p>
+          <w:p>
+            <w:pPr>
+              <w:widowControl w:val="0"/>
+              <w:tabs>
+                <w:tab w:val="left" w:pos="993"/>
+              </w:tabs>
+              <w:autoSpaceDE w:val="0"/>
+              <w:autoSpaceDN w:val="0"/>
+              <w:adjustRightInd w:val="0"/>
+              <w:spacing w:before="0" w:line="240" w:lineRule="auto"/>
+              <w:ind w:right="297"/>
+              <w:rPr>
+                <w:rFonts w:cs="Arial"/>
+                <w:b/>
+                <w:color w:val="EE0000"/>
+                <w:sz w:val="28"/>
+                <w:szCs w:val="36"/>
+                <w:lang w:val="en-IN"/>
+              </w:rPr>
+            </w:pPr>
+            <w:r>
+              <w:rPr>
+                <w:rFonts w:cs="Arial"/>
+                <w:b/>
+                <w:color w:val="EE0000"/>
+                <w:sz w:val="28"/>
+                <w:szCs w:val="36"/>
+                <w:lang w:val="en-IN"/>
+              </w:rPr>
+              <w:t>Krama Vaakyam No.– 44</w:t>
+            </w:r>
+          </w:p>
+          <w:p>
+            <w:pPr>
+              <w:widowControl w:val="0"/>
+              <w:tabs>
+                <w:tab w:val="left" w:pos="993"/>
+              </w:tabs>
+              <w:autoSpaceDE w:val="0"/>
+              <w:autoSpaceDN w:val="0"/>
+              <w:adjustRightInd w:val="0"/>
+              <w:spacing w:before="0" w:line="240" w:lineRule="auto"/>
+              <w:ind w:right="297"/>
+              <w:rPr>
+                <w:rFonts w:cs="Arial"/>
+                <w:b/>
+                <w:color w:val="EE0000"/>
+                <w:sz w:val="28"/>
+                <w:szCs w:val="32"/>
+                <w:lang w:val="it-IT"/>
+              </w:rPr>
+            </w:pPr>
+            <w:r>
+              <w:rPr>
+                <w:rFonts w:cs="Arial"/>
+                <w:b/>
+                <w:color w:val="EE0000"/>
+                <w:sz w:val="28"/>
+                <w:szCs w:val="32"/>
+                <w:lang w:val="it-IT"/>
+              </w:rPr>
+              <w:t>Panchaati No</w:t>
+            </w:r>
+            <w:r>
+              <w:rPr>
+                <w:rFonts w:cs="Arial"/>
+                <w:b/>
+                <w:color w:val="EE0000"/>
+                <w:szCs w:val="32"/>
+                <w:lang w:val="it-IT"/>
+              </w:rPr>
+              <w:t xml:space="preserve">. - </w:t>
+            </w:r>
+            <w:r>
+              <w:rPr>
+                <w:rFonts w:cs="Arial"/>
+                <w:b/>
+                <w:color w:val="EE0000"/>
+                <w:sz w:val="28"/>
+                <w:szCs w:val="32"/>
+                <w:lang w:val="it-IT"/>
+              </w:rPr>
+              <w:t>46</w:t>
+            </w:r>
+          </w:p>
+        </w:tc>
+        <w:tc>
+          <w:tcPr>
+            <w:tcW w:w="5528" w:type="dxa"/>
+          </w:tcPr>
+          <w:p>
+            <w:pPr>
+              <w:widowControl w:val="0"/>
+              <w:autoSpaceDE w:val="0"/>
+              <w:autoSpaceDN w:val="0"/>
+              <w:adjustRightInd w:val="0"/>
+              <w:spacing w:before="0" w:line="240" w:lineRule="auto"/>
+              <w:rPr>
+                <w:rFonts w:ascii="BRH Malayalam Extra" w:eastAsia="Times New Roman" w:hAnsi="BRH Malayalam Extra" w:cs="BRH Malayalam Extra"/>
+                <w:color w:val="EE0000"/>
+                <w:sz w:val="40"/>
+                <w:szCs w:val="40"/>
+                <w:lang w:val="it-IT" w:eastAsia="en-IN" w:bidi="ml-IN"/>
+              </w:rPr>
+            </w:pPr>
+            <w:r>
+              <w:rPr>
+                <w:rFonts w:ascii="BRH Malayalam Extra" w:eastAsia="Times New Roman" w:hAnsi="BRH Malayalam Extra" w:cs="BRH Malayalam Extra"/>
+                <w:color w:val="EE0000"/>
+                <w:sz w:val="40"/>
+                <w:szCs w:val="40"/>
+                <w:lang w:val="it-IT" w:eastAsia="en-IN" w:bidi="ml-IN"/>
+              </w:rPr>
+              <w:t>A</w:t>
+            </w:r>
+            <w:r>
+              <w:rPr>
+                <w:rFonts w:ascii="BRH Malayalam Extra" w:eastAsia="Times New Roman" w:hAnsi="BRH Malayalam Extra" w:cs="BRH Malayalam Extra"/>
+                <w:color w:val="EE0000"/>
+                <w:sz w:val="32"/>
+                <w:szCs w:val="40"/>
+                <w:lang w:val="it-IT" w:eastAsia="en-IN" w:bidi="ml-IN"/>
+              </w:rPr>
+              <w:t>–</w:t>
+            </w:r>
+            <w:r>
+              <w:rPr>
+                <w:rFonts w:ascii="BRH Malayalam Extra" w:eastAsia="Times New Roman" w:hAnsi="BRH Malayalam Extra" w:cs="BRH Malayalam Extra"/>
+                <w:color w:val="EE0000"/>
+                <w:sz w:val="40"/>
+                <w:szCs w:val="40"/>
+                <w:lang w:val="it-IT" w:eastAsia="en-IN" w:bidi="ml-IN"/>
+              </w:rPr>
+              <w:t xml:space="preserve">²yJ exº—RdõJ | </w:t>
+            </w:r>
+          </w:p>
+          <w:p>
+            <w:pPr>
+              <w:widowControl w:val="0"/>
+              <w:autoSpaceDE w:val="0"/>
+              <w:autoSpaceDN w:val="0"/>
+              <w:adjustRightInd w:val="0"/>
+              <w:spacing w:before="0" w:line="240" w:lineRule="auto"/>
+              <w:rPr>
+                <w:rFonts w:ascii="BRH Devanagari Extra" w:hAnsi="BRH Devanagari Extra" w:cs="BRH Devanagari Extra"/>
+                <w:color w:val="EE0000"/>
+                <w:sz w:val="40"/>
+                <w:szCs w:val="40"/>
+                <w:lang w:val="it-IT" w:bidi="ml-IN"/>
+              </w:rPr>
+            </w:pPr>
+            <w:r>
+              <w:rPr>
+                <w:rFonts w:ascii="BRH Malayalam Extra" w:eastAsia="Times New Roman" w:hAnsi="BRH Malayalam Extra" w:cs="BRH Malayalam Extra"/>
+                <w:color w:val="EE0000"/>
+                <w:sz w:val="40"/>
+                <w:szCs w:val="40"/>
+                <w:lang w:val="it-IT" w:eastAsia="en-IN" w:bidi="ml-IN"/>
+              </w:rPr>
+              <w:t>exº</w:t>
+            </w:r>
+            <w:r>
+              <w:rPr>
+                <w:rFonts w:ascii="BRH Malayalam Extra" w:eastAsia="Times New Roman" w:hAnsi="BRH Malayalam Extra" w:cs="BRH Malayalam Extra"/>
+                <w:color w:val="EE0000"/>
+                <w:sz w:val="40"/>
+                <w:szCs w:val="40"/>
+                <w:highlight w:val="yellow"/>
+                <w:lang w:val="it-IT" w:eastAsia="en-IN" w:bidi="ml-IN"/>
+              </w:rPr>
+              <w:t>—¥dõx</w:t>
+            </w:r>
+            <w:r>
+              <w:rPr>
+                <w:rFonts w:ascii="BRH Malayalam Extra" w:eastAsia="Times New Roman" w:hAnsi="BRH Malayalam Extra" w:cs="BRH Malayalam Extra"/>
+                <w:color w:val="EE0000"/>
+                <w:sz w:val="32"/>
+                <w:szCs w:val="40"/>
+                <w:lang w:val="it-IT" w:eastAsia="en-IN" w:bidi="ml-IN"/>
+              </w:rPr>
+              <w:t>–</w:t>
+            </w:r>
+            <w:r>
+              <w:rPr>
+                <w:rFonts w:ascii="BRH Malayalam Extra" w:eastAsia="Times New Roman" w:hAnsi="BRH Malayalam Extra" w:cs="BRH Malayalam Extra"/>
+                <w:color w:val="EE0000"/>
+                <w:sz w:val="40"/>
+                <w:szCs w:val="40"/>
+                <w:lang w:val="it-IT" w:eastAsia="en-IN" w:bidi="ml-IN"/>
+              </w:rPr>
+              <w:t xml:space="preserve"> jJ |</w:t>
+            </w:r>
+          </w:p>
+        </w:tc>
+        <w:tc>
+          <w:tcPr>
+            <w:tcW w:w="5103" w:type="dxa"/>
+          </w:tcPr>
+          <w:p>
+            <w:pPr>
+              <w:widowControl w:val="0"/>
+              <w:autoSpaceDE w:val="0"/>
+              <w:autoSpaceDN w:val="0"/>
+              <w:adjustRightInd w:val="0"/>
+              <w:spacing w:before="0" w:line="240" w:lineRule="auto"/>
+              <w:rPr>
+                <w:rFonts w:ascii="BRH Malayalam Extra" w:eastAsia="Times New Roman" w:hAnsi="BRH Malayalam Extra" w:cs="BRH Malayalam Extra"/>
+                <w:color w:val="EE0000"/>
+                <w:sz w:val="40"/>
+                <w:szCs w:val="40"/>
+                <w:lang w:val="it-IT" w:eastAsia="en-IN" w:bidi="ml-IN"/>
+              </w:rPr>
+            </w:pPr>
+            <w:r>
+              <w:rPr>
+                <w:rFonts w:ascii="BRH Malayalam Extra" w:eastAsia="Times New Roman" w:hAnsi="BRH Malayalam Extra" w:cs="BRH Malayalam Extra"/>
+                <w:color w:val="EE0000"/>
+                <w:sz w:val="40"/>
+                <w:szCs w:val="40"/>
+                <w:lang w:val="it-IT" w:eastAsia="en-IN" w:bidi="ml-IN"/>
+              </w:rPr>
+              <w:t>A</w:t>
+            </w:r>
+            <w:r>
+              <w:rPr>
+                <w:rFonts w:ascii="BRH Malayalam Extra" w:eastAsia="Times New Roman" w:hAnsi="BRH Malayalam Extra" w:cs="BRH Malayalam Extra"/>
+                <w:color w:val="EE0000"/>
+                <w:sz w:val="32"/>
+                <w:szCs w:val="40"/>
+                <w:lang w:val="it-IT" w:eastAsia="en-IN" w:bidi="ml-IN"/>
+              </w:rPr>
+              <w:t>–</w:t>
+            </w:r>
+            <w:r>
+              <w:rPr>
+                <w:rFonts w:ascii="BRH Malayalam Extra" w:eastAsia="Times New Roman" w:hAnsi="BRH Malayalam Extra" w:cs="BRH Malayalam Extra"/>
+                <w:color w:val="EE0000"/>
+                <w:sz w:val="40"/>
+                <w:szCs w:val="40"/>
+                <w:lang w:val="it-IT" w:eastAsia="en-IN" w:bidi="ml-IN"/>
+              </w:rPr>
+              <w:t xml:space="preserve">²yJ exº—RdõJ | </w:t>
+            </w:r>
+          </w:p>
+          <w:p>
+            <w:pPr>
+              <w:widowControl w:val="0"/>
+              <w:autoSpaceDE w:val="0"/>
+              <w:autoSpaceDN w:val="0"/>
+              <w:adjustRightInd w:val="0"/>
+              <w:spacing w:before="0" w:line="240" w:lineRule="auto"/>
+              <w:rPr>
+                <w:rFonts w:ascii="BRH Devanagari Extra" w:hAnsi="BRH Devanagari Extra" w:cs="BRH Devanagari Extra"/>
+                <w:color w:val="EE0000"/>
+                <w:sz w:val="40"/>
+                <w:szCs w:val="40"/>
+                <w:lang w:val="it-IT" w:bidi="ml-IN"/>
+              </w:rPr>
+            </w:pPr>
+            <w:r>
+              <w:rPr>
+                <w:rFonts w:ascii="BRH Malayalam Extra" w:eastAsia="Times New Roman" w:hAnsi="BRH Malayalam Extra" w:cs="BRH Malayalam Extra"/>
+                <w:color w:val="EE0000"/>
+                <w:sz w:val="40"/>
+                <w:szCs w:val="40"/>
+                <w:lang w:val="it-IT" w:eastAsia="en-IN" w:bidi="ml-IN"/>
+              </w:rPr>
+              <w:t>exº——</w:t>
+            </w:r>
+            <w:r>
+              <w:rPr>
+                <w:rFonts w:ascii="BRH Malayalam Extra" w:eastAsia="Times New Roman" w:hAnsi="BRH Malayalam Extra" w:cs="BRH Malayalam Extra"/>
+                <w:color w:val="EE0000"/>
+                <w:sz w:val="40"/>
+                <w:szCs w:val="40"/>
+                <w:highlight w:val="green"/>
+                <w:lang w:val="it-IT" w:eastAsia="en-IN" w:bidi="ml-IN"/>
+              </w:rPr>
+              <w:t>R</w:t>
+            </w:r>
+            <w:r>
+              <w:rPr>
+                <w:rFonts w:ascii="BRH Malayalam Extra" w:eastAsia="Times New Roman" w:hAnsi="BRH Malayalam Extra" w:cs="BRH Malayalam Extra"/>
+                <w:color w:val="EE0000"/>
+                <w:sz w:val="40"/>
+                <w:szCs w:val="40"/>
+                <w:lang w:val="it-IT" w:eastAsia="en-IN" w:bidi="ml-IN"/>
+              </w:rPr>
+              <w:t>¥dõx</w:t>
+            </w:r>
+            <w:r>
+              <w:rPr>
+                <w:rFonts w:ascii="BRH Malayalam Extra" w:eastAsia="Times New Roman" w:hAnsi="BRH Malayalam Extra" w:cs="BRH Malayalam Extra"/>
+                <w:color w:val="EE0000"/>
+                <w:sz w:val="32"/>
+                <w:szCs w:val="40"/>
+                <w:lang w:val="it-IT" w:eastAsia="en-IN" w:bidi="ml-IN"/>
+              </w:rPr>
+              <w:t>–</w:t>
+            </w:r>
+            <w:r>
+              <w:rPr>
+                <w:rFonts w:ascii="BRH Malayalam Extra" w:eastAsia="Times New Roman" w:hAnsi="BRH Malayalam Extra" w:cs="BRH Malayalam Extra"/>
+                <w:color w:val="EE0000"/>
+                <w:sz w:val="40"/>
+                <w:szCs w:val="40"/>
+                <w:lang w:val="it-IT" w:eastAsia="en-IN" w:bidi="ml-IN"/>
+              </w:rPr>
+              <w:t xml:space="preserve"> jJ |</w:t>
+            </w:r>
+          </w:p>
+        </w:tc>
+      </w:tr>
+      <w:tr>
+        <w:trPr>
           <w:trHeight w:val="1124"/>
         </w:trPr>
         <w:tc>
@@ -3825,27 +4176,7 @@
                 <w:sz w:val="28"/>
                 <w:szCs w:val="32"/>
               </w:rPr>
-              <w:t>T.S.5.3.</w:t>
-            </w:r>
-            <w:r>
-              <w:rPr>
-                <w:rFonts w:cs="Arial"/>
-                <w:b/>
-                <w:color w:val="EE0000"/>
-                <w:sz w:val="28"/>
-                <w:szCs w:val="32"/>
-              </w:rPr>
-              <w:t>12</w:t>
-            </w:r>
-            <w:r>
-              <w:rPr>
-                <w:rFonts w:cs="Arial"/>
-                <w:b/>
-                <w:color w:val="EE0000"/>
-                <w:sz w:val="28"/>
-                <w:szCs w:val="32"/>
-              </w:rPr>
-              <w:t>.2 – Kramam</w:t>
+              <w:t>T.S.5.3.12.2 – Kramam</w:t>
             </w:r>
           </w:p>
           <w:p>
@@ -3877,29 +4208,7 @@
                 <w:szCs w:val="36"/>
                 <w:lang w:val="en-IN"/>
               </w:rPr>
-              <w:t xml:space="preserve">Krama Vaakyam No.– </w:t>
-            </w:r>
-            <w:r>
-              <w:rPr>
-                <w:rFonts w:cs="Arial"/>
-                <w:b/>
-                <w:color w:val="EE0000"/>
-                <w:sz w:val="28"/>
-                <w:szCs w:val="36"/>
-                <w:lang w:val="en-IN"/>
-              </w:rPr>
-              <w:t>7</w:t>
-            </w:r>
-            <w:r>
-              <w:rPr>
-                <w:rFonts w:cs="Arial"/>
-                <w:b/>
-                <w:color w:val="EE0000"/>
-                <w:sz w:val="28"/>
-                <w:szCs w:val="36"/>
-                <w:lang w:val="en-IN"/>
-              </w:rPr>
-              <w:t>2</w:t>
+              <w:t>Krama Vaakyam No.– 72</w:t>
             </w:r>
           </w:p>
           <w:p>
@@ -4105,47 +4414,8 @@
                 <w:szCs w:val="40"/>
                 <w:lang w:val="en-IN" w:eastAsia="en-IN" w:bidi="ml-IN"/>
               </w:rPr>
-              <w:t>sªp</w:t>
-            </w:r>
-            <w:r>
-              <w:rPr>
-                <w:rFonts w:ascii="BRH Malayalam Extra" w:eastAsia="Times New Roman" w:hAnsi="BRH Malayalam Extra" w:cs="BRH Malayalam Extra"/>
-                <w:color w:val="EE0000"/>
-                <w:sz w:val="40"/>
-                <w:szCs w:val="40"/>
-                <w:lang w:val="en-IN" w:eastAsia="en-IN" w:bidi="ml-IN"/>
-              </w:rPr>
-              <w:t xml:space="preserve"> </w:t>
-            </w:r>
-            <w:r>
-              <w:rPr>
-                <w:rFonts w:ascii="BRH Malayalam Extra" w:eastAsia="Times New Roman" w:hAnsi="BRH Malayalam Extra" w:cs="BRH Malayalam Extra"/>
-                <w:color w:val="EE0000"/>
-                <w:sz w:val="40"/>
-                <w:szCs w:val="40"/>
-                <w:lang w:val="en-IN" w:eastAsia="en-IN" w:bidi="ml-IN"/>
-              </w:rPr>
-              <w:t>-</w:t>
-            </w:r>
-            <w:r>
-              <w:rPr>
-                <w:rFonts w:ascii="BRH Malayalam Extra" w:eastAsia="Times New Roman" w:hAnsi="BRH Malayalam Extra" w:cs="BRH Malayalam Extra"/>
-                <w:color w:val="EE0000"/>
-                <w:sz w:val="40"/>
-                <w:szCs w:val="40"/>
-                <w:lang w:val="en-IN" w:eastAsia="en-IN" w:bidi="ml-IN"/>
-              </w:rPr>
-              <w:t xml:space="preserve"> </w:t>
-            </w:r>
-            <w:r>
-              <w:rPr>
-                <w:rFonts w:ascii="BRH Malayalam Extra" w:eastAsia="Times New Roman" w:hAnsi="BRH Malayalam Extra" w:cs="BRH Malayalam Extra"/>
-                <w:color w:val="EE0000"/>
-                <w:sz w:val="40"/>
-                <w:szCs w:val="40"/>
-                <w:lang w:val="en-IN" w:eastAsia="en-IN" w:bidi="ml-IN"/>
-              </w:rPr>
-              <w:t>Zûxj— ||</w:t>
+              <w:lastRenderedPageBreak/>
+              <w:t>sªp - Zûxj— ||</w:t>
             </w:r>
           </w:p>
         </w:tc>
@@ -4176,6 +4446,7 @@
                 <w:szCs w:val="40"/>
                 <w:lang w:val="en-IN" w:eastAsia="en-IN" w:bidi="ml-IN"/>
               </w:rPr>
+              <w:lastRenderedPageBreak/>
               <w:t>Aqû—sõ sªp</w:t>
             </w:r>
             <w:r>
@@ -4299,27 +4570,8 @@
                 <w:szCs w:val="40"/>
                 <w:lang w:val="en-IN" w:eastAsia="en-IN" w:bidi="ml-IN"/>
               </w:rPr>
-              <w:t>sªp</w:t>
-            </w:r>
-            <w:r>
-              <w:rPr>
-                <w:rFonts w:ascii="BRH Malayalam Extra" w:eastAsia="Times New Roman" w:hAnsi="BRH Malayalam Extra" w:cs="BRH Malayalam Extra"/>
-                <w:color w:val="EE0000"/>
-                <w:sz w:val="40"/>
-                <w:szCs w:val="40"/>
-                <w:lang w:val="en-IN" w:eastAsia="en-IN" w:bidi="ml-IN"/>
-              </w:rPr>
-              <w:t xml:space="preserve"> </w:t>
-            </w:r>
-            <w:r>
-              <w:rPr>
-                <w:rFonts w:ascii="BRH Malayalam Extra" w:eastAsia="Times New Roman" w:hAnsi="BRH Malayalam Extra" w:cs="BRH Malayalam Extra"/>
-                <w:color w:val="EE0000"/>
-                <w:sz w:val="40"/>
-                <w:szCs w:val="40"/>
-                <w:lang w:val="en-IN" w:eastAsia="en-IN" w:bidi="ml-IN"/>
-              </w:rPr>
-              <w:t>- Zûxj— ||</w:t>
+              <w:lastRenderedPageBreak/>
+              <w:t>sªp - Zûxj— ||</w:t>
             </w:r>
           </w:p>
         </w:tc>
@@ -4346,6 +4598,7 @@
           <w:u w:val="single"/>
           <w:lang w:val="en-IN"/>
         </w:rPr>
+        <w:lastRenderedPageBreak/>
         <w:t>============</w:t>
       </w:r>
     </w:p>
@@ -4496,7 +4749,6 @@
                 <w:sz w:val="32"/>
                 <w:szCs w:val="32"/>
               </w:rPr>
-              <w:lastRenderedPageBreak/>
               <w:t>Section, Paragraph</w:t>
             </w:r>
           </w:p>
@@ -5887,6 +6139,7 @@
                 <w:sz w:val="28"/>
                 <w:szCs w:val="32"/>
               </w:rPr>
+              <w:lastRenderedPageBreak/>
               <w:t>T.S.</w:t>
             </w:r>
             <w:r>
@@ -6528,18 +6781,7 @@
                 <w:szCs w:val="40"/>
                 <w:lang w:val="en-IN" w:eastAsia="en-IN" w:bidi="ml-IN"/>
               </w:rPr>
-              <w:t xml:space="preserve">±—sxI | </w:t>
-            </w:r>
-            <w:r>
-              <w:rPr>
-                <w:rFonts w:ascii="BRH Malayalam Extra" w:eastAsia="Times New Roman" w:hAnsi="BRH Malayalam Extra" w:cs="BRH Malayalam Extra"/>
-                <w:color w:val="000000"/>
-                <w:sz w:val="40"/>
-                <w:szCs w:val="40"/>
-                <w:lang w:val="en-IN" w:eastAsia="en-IN" w:bidi="ml-IN"/>
-              </w:rPr>
-              <w:lastRenderedPageBreak/>
-              <w:t>d£</w:t>
+              <w:t>±—sxI | d£</w:t>
             </w:r>
             <w:r>
               <w:rPr>
@@ -6620,7 +6862,6 @@
                 <w:szCs w:val="40"/>
                 <w:lang w:val="en-IN" w:eastAsia="en-IN" w:bidi="ml-IN"/>
               </w:rPr>
-              <w:lastRenderedPageBreak/>
               <w:t>jx</w:t>
             </w:r>
             <w:r>
@@ -6757,7 +6998,6 @@
                 <w:szCs w:val="40"/>
                 <w:lang w:val="en-IN" w:eastAsia="en-IN" w:bidi="ml-IN"/>
               </w:rPr>
-              <w:lastRenderedPageBreak/>
               <w:t>d£</w:t>
             </w:r>
             <w:r>
@@ -6846,7 +7086,6 @@
                 <w:sz w:val="28"/>
                 <w:szCs w:val="32"/>
               </w:rPr>
-              <w:lastRenderedPageBreak/>
               <w:t>T.S.5.3.4.5 – Kramam</w:t>
             </w:r>
           </w:p>
@@ -8359,6 +8598,7 @@
                 <w:sz w:val="28"/>
                 <w:szCs w:val="32"/>
               </w:rPr>
+              <w:lastRenderedPageBreak/>
               <w:t>T.S.5.3.9.1 – Kramam</w:t>
             </w:r>
           </w:p>
@@ -8702,7 +8942,6 @@
                 <w:sz w:val="28"/>
                 <w:szCs w:val="32"/>
               </w:rPr>
-              <w:lastRenderedPageBreak/>
               <w:t>T.S.5.3.10.3 – Kramam</w:t>
             </w:r>
           </w:p>
